--- a/HRCP-KKU-Academic/src/main/resources/templates/docx/doc_7.docx
+++ b/HRCP-KKU-Academic/src/main/resources/templates/docx/doc_7.docx
@@ -3562,9 +3562,9 @@
                   <wp:posOffset>3715385</wp:posOffset>
                 </wp:positionH>
                 <wp:positionV relativeFrom="page">
-                  <wp:posOffset>7809230</wp:posOffset>
+                  <wp:posOffset>6413500</wp:posOffset>
                 </wp:positionV>
-                <wp:extent cx="2764800" cy="2160000"/>
+                <wp:extent cx="2764800" cy="3492500"/>
                 <wp:effectExtent l="0" t="0" r="3810" b="0"/>
                 <wp:wrapSquare wrapText="bothSides"/>
                 <wp:docPr id="217" name="กล่องข้อความ 2"/>
@@ -3580,7 +3580,7 @@
                       <wps:spPr bwMode="auto">
                         <a:xfrm>
                           <a:off x="0" y="0"/>
-                          <a:ext cx="2764800" cy="2160000"/>
+                          <a:ext cx="2764800" cy="3492500"/>
                         </a:xfrm>
                         <a:prstGeom prst="rect">
                           <a:avLst/>
@@ -3864,7 +3864,7 @@
                 <v:stroke joinstyle="miter"/>
                 <v:path gradientshapeok="t" o:connecttype="rect"/>
               </v:shapetype>
-              <v:shape id="กล่องข้อความ 2" o:spid="_x0000_s1026" type="#_x0000_t202" style="position:absolute;margin-left:292.55pt;margin-top:614.9pt;width:217.7pt;height:170.1pt;z-index:251679744;visibility:visible;mso-wrap-style:square;mso-width-percent:0;mso-height-percent:0;mso-wrap-distance-left:9pt;mso-wrap-distance-top:3.6pt;mso-wrap-distance-right:9pt;mso-wrap-distance-bottom:3.6pt;mso-position-horizontal:absolute;mso-position-horizontal-relative:margin;mso-position-vertical:absolute;mso-position-vertical-relative:page;mso-width-percent:0;mso-height-percent:0;mso-width-relative:margin;mso-height-relative:margin;v-text-anchor:top" o:gfxdata="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" stroked="f">
+              <v:shape id="กล่องข้อความ 2" o:spid="_x0000_s1026" type="#_x0000_t202" style="position:absolute;margin-left:292.55pt;margin-top:505pt;width:217.7pt;height:275pt;z-index:251679744;visibility:visible;mso-wrap-style:square;mso-width-percent:0;mso-height-percent:0;mso-wrap-distance-left:9pt;mso-wrap-distance-top:3.6pt;mso-wrap-distance-right:9pt;mso-wrap-distance-bottom:3.6pt;mso-position-horizontal:absolute;mso-position-horizontal-relative:margin;mso-position-vertical:absolute;mso-position-vertical-relative:page;mso-width-percent:0;mso-height-percent:0;mso-width-relative:margin;mso-height-relative:margin;v-text-anchor:top" o:gfxdata="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" stroked="f">
                 <o:lock v:ext="edit" aspectratio="t"/>
                 <v:textbox>
                   <w:txbxContent>

--- a/HRCP-KKU-Academic/src/main/resources/templates/docx/doc_7.docx
+++ b/HRCP-KKU-Academic/src/main/resources/templates/docx/doc_7.docx
@@ -160,10 +160,26 @@
           <w:sz w:val="24"/>
           <w:szCs w:val="24"/>
         </w:rPr>
-        <w:t>{{applicant_name}}</w:t>
+        <w:t>{{</w:t>
       </w:r>
       <w:proofErr w:type="spellStart"/>
+      <w:r>
+        <w:rPr>
+          <w:rFonts w:ascii="TH Sarabun New" w:hAnsi="TH Sarabun New" w:cs="TH Sarabun New"/>
+          <w:sz w:val="24"/>
+          <w:szCs w:val="24"/>
+        </w:rPr>
+        <w:t>applicant_name</w:t>
+      </w:r>
       <w:proofErr w:type="spellEnd"/>
+      <w:r>
+        <w:rPr>
+          <w:rFonts w:ascii="TH Sarabun New" w:hAnsi="TH Sarabun New" w:cs="TH Sarabun New"/>
+          <w:sz w:val="24"/>
+          <w:szCs w:val="24"/>
+        </w:rPr>
+        <w:t>}}</w:t>
+      </w:r>
       <w:r>
         <w:rPr>
           <w:rFonts w:ascii="TH Sarabun New" w:hAnsi="TH Sarabun New" w:cs="TH Sarabun New"/>
@@ -196,10 +212,26 @@
           <w:sz w:val="24"/>
           <w:szCs w:val="24"/>
         </w:rPr>
-        <w:t>{{requested_position}}</w:t>
+        <w:t>{{</w:t>
       </w:r>
       <w:proofErr w:type="spellStart"/>
+      <w:r>
+        <w:rPr>
+          <w:rFonts w:ascii="TH Sarabun New" w:hAnsi="TH Sarabun New" w:cs="TH Sarabun New"/>
+          <w:sz w:val="24"/>
+          <w:szCs w:val="24"/>
+        </w:rPr>
+        <w:t>requested_position</w:t>
+      </w:r>
       <w:proofErr w:type="spellEnd"/>
+      <w:r>
+        <w:rPr>
+          <w:rFonts w:ascii="TH Sarabun New" w:hAnsi="TH Sarabun New" w:cs="TH Sarabun New"/>
+          <w:sz w:val="24"/>
+          <w:szCs w:val="24"/>
+        </w:rPr>
+        <w:t>}}</w:t>
+      </w:r>
     </w:p>
     <w:p>
       <w:pPr>
@@ -326,6 +358,7 @@
       </w:tblGrid>
       <w:tr>
         <w:trPr>
+          <w:cantSplit/>
           <w:trHeight w:val="303"/>
           <w:tblHeader/>
           <w:jc w:val="center"/>
@@ -1112,7 +1145,6 @@
           <w:p>
             <w:pPr>
               <w:spacing w:after="0"/>
-              <w:jc w:val="thaiDistribute"/>
               <w:rPr>
                 <w:rFonts w:ascii="TH Sarabun New" w:hAnsi="TH Sarabun New" w:cs="TH Sarabun New"/>
                 <w:sz w:val="24"/>
@@ -1383,7 +1415,6 @@
           <w:p>
             <w:pPr>
               <w:spacing w:after="0"/>
-              <w:jc w:val="thaiDistribute"/>
               <w:rPr>
                 <w:rFonts w:ascii="TH Sarabun New" w:hAnsi="TH Sarabun New" w:cs="TH Sarabun New"/>
                 <w:sz w:val="24"/>
@@ -1414,7 +1445,6 @@
           <w:p>
             <w:pPr>
               <w:spacing w:after="0"/>
-              <w:jc w:val="thaiDistribute"/>
               <w:rPr>
                 <w:rFonts w:ascii="TH Sarabun New" w:hAnsi="TH Sarabun New" w:cs="TH Sarabun New"/>
                 <w:sz w:val="24"/>
@@ -1452,7 +1482,6 @@
           <w:p>
             <w:pPr>
               <w:spacing w:after="0"/>
-              <w:jc w:val="thaiDistribute"/>
               <w:rPr>
                 <w:rFonts w:ascii="TH Sarabun New" w:hAnsi="TH Sarabun New" w:cs="TH Sarabun New"/>
                 <w:sz w:val="24"/>
@@ -1490,7 +1519,6 @@
           <w:p>
             <w:pPr>
               <w:spacing w:after="0"/>
-              <w:jc w:val="thaiDistribute"/>
               <w:rPr>
                 <w:rFonts w:ascii="TH Sarabun New" w:hAnsi="TH Sarabun New" w:cs="TH Sarabun New"/>
                 <w:sz w:val="24"/>
@@ -1510,7 +1538,6 @@
           <w:p>
             <w:pPr>
               <w:spacing w:after="0"/>
-              <w:jc w:val="thaiDistribute"/>
               <w:rPr>
                 <w:rFonts w:ascii="TH Sarabun New" w:hAnsi="TH Sarabun New" w:cs="TH Sarabun New"/>
                 <w:sz w:val="24"/>
@@ -1548,7 +1575,6 @@
           <w:p>
             <w:pPr>
               <w:spacing w:after="0"/>
-              <w:jc w:val="thaiDistribute"/>
               <w:rPr>
                 <w:rFonts w:ascii="TH Sarabun New" w:hAnsi="TH Sarabun New" w:cs="TH Sarabun New"/>
                 <w:sz w:val="24"/>
@@ -1763,7 +1789,6 @@
           <w:p>
             <w:pPr>
               <w:spacing w:after="0"/>
-              <w:jc w:val="thaiDistribute"/>
               <w:rPr>
                 <w:rFonts w:ascii="TH Sarabun New" w:hAnsi="TH Sarabun New" w:cs="TH Sarabun New"/>
                 <w:sz w:val="20"/>
@@ -1804,47 +1829,7 @@
                 <w:szCs w:val="20"/>
                 <w:cs/>
               </w:rPr>
-              <w:t xml:space="preserve"> เช่น </w:t>
-            </w:r>
-            <w:proofErr w:type="spellStart"/>
-            <w:r>
-              <w:rPr>
-                <w:rFonts w:ascii="TH Sarabun New" w:hAnsi="TH Sarabun New" w:cs="TH Sarabun New"/>
-                <w:sz w:val="20"/>
-                <w:szCs w:val="20"/>
-                <w:cs/>
-              </w:rPr>
-              <w:t>มคอ</w:t>
-            </w:r>
-            <w:proofErr w:type="spellEnd"/>
-            <w:r>
-              <w:rPr>
-                <w:rFonts w:ascii="TH Sarabun New" w:hAnsi="TH Sarabun New" w:cs="TH Sarabun New"/>
-                <w:sz w:val="20"/>
-                <w:szCs w:val="20"/>
-                <w:cs/>
-              </w:rPr>
-              <w:t xml:space="preserve">. ๓ </w:t>
-            </w:r>
-            <w:proofErr w:type="spellStart"/>
-            <w:r>
-              <w:rPr>
-                <w:rFonts w:ascii="TH Sarabun New" w:hAnsi="TH Sarabun New" w:cs="TH Sarabun New"/>
-                <w:sz w:val="20"/>
-                <w:szCs w:val="20"/>
-                <w:cs/>
-              </w:rPr>
-              <w:t>มคอ</w:t>
-            </w:r>
-            <w:proofErr w:type="spellEnd"/>
-            <w:r>
-              <w:rPr>
-                <w:rFonts w:ascii="TH Sarabun New" w:hAnsi="TH Sarabun New" w:cs="TH Sarabun New"/>
-                <w:sz w:val="20"/>
-                <w:szCs w:val="20"/>
-                <w:cs/>
-              </w:rPr>
-              <w:t>.๕</w:t>
+              <w:t xml:space="preserve"> เช่น มคอ. ๓ มคอ.๕</w:t>
             </w:r>
             <w:r>
               <w:rPr>
@@ -1868,7 +1853,6 @@
           <w:p>
             <w:pPr>
               <w:spacing w:after="0"/>
-              <w:jc w:val="thaiDistribute"/>
               <w:rPr>
                 <w:rFonts w:ascii="TH Sarabun New" w:hAnsi="TH Sarabun New" w:cs="TH Sarabun New"/>
                 <w:sz w:val="20"/>
@@ -2032,13 +2016,12 @@
                 <w:szCs w:val="24"/>
                 <w:cs/>
               </w:rPr>
-              <w:t xml:space="preserve">)                     </w:t>
-            </w:r>
-          </w:p>
-          <w:p>
-            <w:pPr>
-              <w:spacing w:after="0"/>
-              <w:jc w:val="thaiDistribute"/>
+              <w:t>)</w:t>
+            </w:r>
+          </w:p>
+          <w:p>
+            <w:pPr>
+              <w:spacing w:after="0"/>
               <w:rPr>
                 <w:rFonts w:ascii="TH Sarabun New" w:hAnsi="TH Sarabun New" w:cs="TH Sarabun New"/>
                 <w:sz w:val="24"/>
@@ -2062,14 +2045,24 @@
               </w:rPr>
               <w:t>Digital interactive media)</w:t>
             </w:r>
-            <w:r>
-              <w:rPr>
-                <w:rFonts w:ascii="TH Sarabun New" w:hAnsi="TH Sarabun New" w:cs="TH Sarabun New"/>
-                <w:sz w:val="24"/>
-                <w:szCs w:val="24"/>
-                <w:cs/>
-              </w:rPr>
-              <w:t xml:space="preserve">                                                                      ๒) มีความสามารถที่จะสอนให้ผู้เรียนสามารถเสาะแสวงหาความรู้และพัฒนาองค์ความรู้ได้ด้วยตนเอง ด้วยความ มีวิจารณญาณ รู้ว่าแหล่งความรู้ใดที่ควรเชื่อถือ สามารถเป็นผู้เรียนรู้อย่างต่อเนื่องตลอดชีวิต </w:t>
+          </w:p>
+          <w:p>
+            <w:pPr>
+              <w:spacing w:after="0"/>
+              <w:rPr>
+                <w:rFonts w:ascii="TH Sarabun New" w:hAnsi="TH Sarabun New" w:cs="TH Sarabun New"/>
+                <w:sz w:val="24"/>
+                <w:szCs w:val="24"/>
+              </w:rPr>
+            </w:pPr>
+            <w:r>
+              <w:rPr>
+                <w:rFonts w:ascii="TH Sarabun New" w:hAnsi="TH Sarabun New" w:cs="TH Sarabun New"/>
+                <w:sz w:val="24"/>
+                <w:szCs w:val="24"/>
+                <w:cs/>
+              </w:rPr>
+              <w:t>๒) มีความสามารถที่จะสอนให้ผู้เรียนสามารถเสาะแสวงหาความรู้และพัฒนาองค์ความรู้ได้ด้วยตนเอง ด้วยความ มีวิจารณญาณ รู้ว่าแหล่ง</w:t>
             </w:r>
             <w:r>
               <w:rPr>
@@ -2079,7 +2072,7 @@
                 <w:cs/>
               </w:rPr>
               <w:lastRenderedPageBreak/>
-              <w:t>(</w:t>
+              <w:t>ความรู้ใดที่ควรเชื่อถือ สามารถเป็นผู้เรียนรู้อย่างต่อเนื่องตลอดชีวิต (</w:t>
             </w:r>
             <w:r>
               <w:rPr>
@@ -2089,14 +2082,24 @@
               </w:rPr>
               <w:t>Lifelong learner)</w:t>
             </w:r>
-            <w:r>
-              <w:rPr>
-                <w:rFonts w:ascii="TH Sarabun New" w:hAnsi="TH Sarabun New" w:cs="TH Sarabun New"/>
-                <w:sz w:val="24"/>
-                <w:szCs w:val="24"/>
-                <w:cs/>
-              </w:rPr>
-              <w:t xml:space="preserve">                                                         ๓) มีความสามารถสอนให้ผู้เรียนคิด วิเคราะห์ และสังเคราะห์ความรู้อย่างมีเหตุผลในหัวข้อที่สอน                                                                                                         </w:t>
+          </w:p>
+          <w:p>
+            <w:pPr>
+              <w:spacing w:after="0"/>
+              <w:rPr>
+                <w:rFonts w:ascii="TH Sarabun New" w:hAnsi="TH Sarabun New" w:cs="TH Sarabun New"/>
+                <w:sz w:val="24"/>
+                <w:szCs w:val="24"/>
+              </w:rPr>
+            </w:pPr>
+            <w:r>
+              <w:rPr>
+                <w:rFonts w:ascii="TH Sarabun New" w:hAnsi="TH Sarabun New" w:cs="TH Sarabun New"/>
+                <w:sz w:val="24"/>
+                <w:szCs w:val="24"/>
+                <w:cs/>
+              </w:rPr>
+              <w:t xml:space="preserve">๓) มีความสามารถสอนให้ผู้เรียนคิด วิเคราะห์ และสังเคราะห์ความรู้อย่างมีเหตุผลในหัวข้อที่สอน                                                                                                       </w:t>
             </w:r>
             <w:r>
               <w:rPr>
@@ -2174,7 +2177,6 @@
           <w:p>
             <w:pPr>
               <w:spacing w:after="0"/>
-              <w:jc w:val="thaiDistribute"/>
               <w:rPr>
                 <w:rFonts w:ascii="TH Sarabun New" w:hAnsi="TH Sarabun New" w:cs="TH Sarabun New"/>
                 <w:sz w:val="24"/>
@@ -2461,7 +2463,6 @@
           <w:p>
             <w:pPr>
               <w:spacing w:after="0"/>
-              <w:jc w:val="thaiDistribute"/>
               <w:rPr>
                 <w:rFonts w:ascii="TH Sarabun New" w:hAnsi="TH Sarabun New" w:cs="TH Sarabun New"/>
                 <w:sz w:val="20"/>
@@ -2499,7 +2500,6 @@
           <w:p>
             <w:pPr>
               <w:spacing w:after="0"/>
-              <w:jc w:val="thaiDistribute"/>
               <w:rPr>
                 <w:rFonts w:ascii="TH Sarabun New" w:hAnsi="TH Sarabun New" w:cs="TH Sarabun New"/>
                 <w:sz w:val="20"/>
@@ -2669,7 +2669,6 @@
           <w:p>
             <w:pPr>
               <w:spacing w:after="0"/>
-              <w:jc w:val="thaiDistribute"/>
               <w:rPr>
                 <w:rFonts w:ascii="TH Sarabun New" w:hAnsi="TH Sarabun New" w:cs="TH Sarabun New"/>
                 <w:sz w:val="24"/>
@@ -2689,7 +2688,6 @@
           <w:p>
             <w:pPr>
               <w:spacing w:after="0"/>
-              <w:jc w:val="thaiDistribute"/>
               <w:rPr>
                 <w:rFonts w:ascii="TH Sarabun New" w:hAnsi="TH Sarabun New" w:cs="TH Sarabun New"/>
                 <w:sz w:val="24"/>
@@ -2910,7 +2908,6 @@
           <w:p>
             <w:pPr>
               <w:spacing w:after="0"/>
-              <w:jc w:val="thaiDistribute"/>
               <w:rPr>
                 <w:rFonts w:ascii="TH Sarabun New" w:hAnsi="TH Sarabun New" w:cs="TH Sarabun New"/>
                 <w:sz w:val="20"/>
@@ -2948,7 +2945,6 @@
           <w:p>
             <w:pPr>
               <w:spacing w:after="0"/>
-              <w:jc w:val="thaiDistribute"/>
               <w:rPr>
                 <w:rFonts w:ascii="TH Sarabun New" w:hAnsi="TH Sarabun New" w:cs="TH Sarabun New"/>
                 <w:sz w:val="20"/>
@@ -3188,7 +3184,25 @@
                 <w:sz w:val="24"/>
                 <w:szCs w:val="24"/>
               </w:rPr>
-              <w:t>{{scorex}}</w:t>
+              <w:t>{{</w:t>
+            </w:r>
+            <w:proofErr w:type="spellStart"/>
+            <w:r>
+              <w:rPr>
+                <w:rFonts w:ascii="TH Sarabun New" w:hAnsi="TH Sarabun New" w:cs="TH Sarabun New"/>
+                <w:sz w:val="24"/>
+                <w:szCs w:val="24"/>
+              </w:rPr>
+              <w:t>scorex</w:t>
+            </w:r>
+            <w:proofErr w:type="spellEnd"/>
+            <w:r>
+              <w:rPr>
+                <w:rFonts w:ascii="TH Sarabun New" w:hAnsi="TH Sarabun New" w:cs="TH Sarabun New"/>
+                <w:sz w:val="24"/>
+                <w:szCs w:val="24"/>
+              </w:rPr>
+              <w:t>}}</w:t>
             </w:r>
           </w:p>
         </w:tc>
@@ -3218,7 +3232,6 @@
     <w:p>
       <w:pPr>
         <w:spacing w:before="240" w:after="0"/>
-        <w:jc w:val="thaiDistribute"/>
         <w:rPr>
           <w:rFonts w:ascii="TH Sarabun New" w:hAnsi="TH Sarabun New" w:cs="TH Sarabun New"/>
           <w:szCs w:val="22"/>
@@ -3276,15 +3289,7 @@
           <w:szCs w:val="22"/>
           <w:cs/>
         </w:rPr>
-        <w:t xml:space="preserve">    </w:t>
-      </w:r>
-      <w:r>
-        <w:rPr>
-          <w:rFonts w:ascii="TH Sarabun New" w:hAnsi="TH Sarabun New" w:cs="TH Sarabun New"/>
-          <w:szCs w:val="22"/>
-          <w:cs/>
-        </w:rPr>
-        <w:t xml:space="preserve">  </w:t>
+        <w:t xml:space="preserve">      </w:t>
       </w:r>
       <w:r>
         <w:rPr>
@@ -3323,22 +3328,23 @@
           <w:szCs w:val="20"/>
           <w:cs/>
         </w:rPr>
-        <w:t xml:space="preserve"> ไม่ผ่าน</w:t>
-      </w:r>
-      <w:r>
-        <w:rPr>
-          <w:rFonts w:ascii="TH Sarabun New" w:hAnsi="TH Sarabun New" w:cs="TH Sarabun New"/>
-          <w:sz w:val="20"/>
-          <w:szCs w:val="20"/>
-        </w:rPr>
         <w:t xml:space="preserve"> </w:t>
       </w:r>
-      <w:r>
-        <w:rPr>
-          <w:rFonts w:ascii="TH Sarabun New" w:hAnsi="TH Sarabun New" w:cs="TH Sarabun New"/>
-          <w:sz w:val="20"/>
-          <w:szCs w:val="20"/>
-          <w:cs/>
+      <w:proofErr w:type="gramStart"/>
+      <w:r>
+        <w:rPr>
+          <w:rFonts w:ascii="TH Sarabun New" w:hAnsi="TH Sarabun New" w:cs="TH Sarabun New"/>
+          <w:sz w:val="20"/>
+          <w:szCs w:val="20"/>
+          <w:cs/>
+        </w:rPr>
+        <w:t>ไม่ผ่าน</w:t>
+      </w:r>
+      <w:r>
+        <w:rPr>
+          <w:rFonts w:ascii="TH Sarabun New" w:hAnsi="TH Sarabun New" w:cs="TH Sarabun New"/>
+          <w:sz w:val="20"/>
+          <w:szCs w:val="20"/>
         </w:rPr>
         <w:t xml:space="preserve"> </w:t>
       </w:r>
@@ -3347,25 +3353,62 @@
           <w:rFonts w:ascii="TH Sarabun New" w:hAnsi="TH Sarabun New" w:cs="TH Sarabun New"/>
           <w:sz w:val="20"/>
           <w:szCs w:val="20"/>
-        </w:rPr>
-        <w:t>{{ch2}}</w:t>
-      </w:r>
-      <w:r>
-        <w:rPr>
-          <w:rFonts w:ascii="TH Sarabun New" w:hAnsi="TH Sarabun New" w:cs="TH Sarabun New"/>
-          <w:sz w:val="20"/>
-          <w:szCs w:val="20"/>
-          <w:cs/>
-        </w:rPr>
-        <w:t xml:space="preserve"> ชำนาญ  </w:t>
-      </w:r>
-      <w:r>
-        <w:rPr>
-          <w:rFonts w:ascii="TH Sarabun New" w:hAnsi="TH Sarabun New" w:cs="TH Sarabun New"/>
-          <w:sz w:val="20"/>
-          <w:szCs w:val="20"/>
-        </w:rPr>
-        <w:t>{{ch3}}</w:t>
+          <w:cs/>
+        </w:rPr>
+        <w:t xml:space="preserve"> </w:t>
+      </w:r>
+      <w:r>
+        <w:rPr>
+          <w:rFonts w:ascii="TH Sarabun New" w:hAnsi="TH Sarabun New" w:cs="TH Sarabun New"/>
+          <w:sz w:val="20"/>
+          <w:szCs w:val="20"/>
+        </w:rPr>
+        <w:t>{</w:t>
+      </w:r>
+      <w:proofErr w:type="gramEnd"/>
+      <w:r>
+        <w:rPr>
+          <w:rFonts w:ascii="TH Sarabun New" w:hAnsi="TH Sarabun New" w:cs="TH Sarabun New"/>
+          <w:sz w:val="20"/>
+          <w:szCs w:val="20"/>
+        </w:rPr>
+        <w:t>{ch2}}</w:t>
+      </w:r>
+      <w:r>
+        <w:rPr>
+          <w:rFonts w:ascii="TH Sarabun New" w:hAnsi="TH Sarabun New" w:cs="TH Sarabun New"/>
+          <w:sz w:val="20"/>
+          <w:szCs w:val="20"/>
+          <w:cs/>
+        </w:rPr>
+        <w:t xml:space="preserve"> </w:t>
+      </w:r>
+      <w:proofErr w:type="gramStart"/>
+      <w:r>
+        <w:rPr>
+          <w:rFonts w:ascii="TH Sarabun New" w:hAnsi="TH Sarabun New" w:cs="TH Sarabun New"/>
+          <w:sz w:val="20"/>
+          <w:szCs w:val="20"/>
+          <w:cs/>
+        </w:rPr>
+        <w:t xml:space="preserve">ชำนาญ  </w:t>
+      </w:r>
+      <w:r>
+        <w:rPr>
+          <w:rFonts w:ascii="TH Sarabun New" w:hAnsi="TH Sarabun New" w:cs="TH Sarabun New"/>
+          <w:sz w:val="20"/>
+          <w:szCs w:val="20"/>
+        </w:rPr>
+        <w:t>{</w:t>
+      </w:r>
+      <w:proofErr w:type="gramEnd"/>
+      <w:r>
+        <w:rPr>
+          <w:rFonts w:ascii="TH Sarabun New" w:hAnsi="TH Sarabun New" w:cs="TH Sarabun New"/>
+          <w:sz w:val="20"/>
+          <w:szCs w:val="20"/>
+        </w:rPr>
+        <w:t>{ch3}}</w:t>
       </w:r>
       <w:r>
         <w:rPr>
@@ -3382,7 +3425,16 @@
           <w:sz w:val="20"/>
           <w:szCs w:val="20"/>
         </w:rPr>
-        <w:t>{{ch4}}</w:t>
+        <w:t>{{ch4</w:t>
+      </w:r>
+      <w:proofErr w:type="gramStart"/>
+      <w:r>
+        <w:rPr>
+          <w:rFonts w:ascii="TH Sarabun New" w:hAnsi="TH Sarabun New" w:cs="TH Sarabun New"/>
+          <w:sz w:val="20"/>
+          <w:szCs w:val="20"/>
+        </w:rPr>
+        <w:t>}}</w:t>
       </w:r>
       <w:r>
         <w:rPr>
@@ -3393,13 +3445,13 @@
         </w:rPr>
         <w:t>เชี่ยวชาญ</w:t>
       </w:r>
+      <w:proofErr w:type="gramEnd"/>
     </w:p>
     <w:p>
       <w:pPr>
         <w:spacing w:after="0"/>
-        <w:jc w:val="thaiDistribute"/>
-        <w:rPr>
-          <w:rFonts w:ascii="TH Sarabun New" w:hAnsi="TH Sarabun New" w:cs="TH Sarabun New"/>
+        <w:rPr>
+          <w:rFonts w:ascii="TH Sarabun New" w:hAnsi="TH Sarabun New" w:cs="TH Sarabun New" w:hint="cs"/>
           <w:sz w:val="20"/>
           <w:szCs w:val="20"/>
           <w:cs/>
@@ -3449,7 +3501,7 @@
       </w:r>
       <w:r>
         <w:rPr>
-          <w:rFonts w:ascii="TH Sarabun New" w:hAnsi="TH Sarabun New" w:cs="TH Sarabun New"/>
+          <w:rFonts w:ascii="TH Sarabun New" w:hAnsi="TH Sarabun New" w:cs="TH Sarabun New" w:hint="cs"/>
           <w:sz w:val="20"/>
           <w:szCs w:val="20"/>
           <w:cs/>
@@ -3461,31 +3513,14 @@
           <w:rFonts w:ascii="TH Sarabun New" w:hAnsi="TH Sarabun New" w:cs="TH Sarabun New"/>
           <w:sz w:val="20"/>
           <w:szCs w:val="20"/>
-        </w:rPr>
-        <w:t xml:space="preserve">               </w:t>
-      </w:r>
-      <w:r>
-        <w:rPr>
-          <w:rFonts w:ascii="TH Sarabun New" w:hAnsi="TH Sarabun New" w:cs="TH Sarabun New"/>
-          <w:sz w:val="20"/>
-          <w:szCs w:val="20"/>
-        </w:rPr>
-        <w:tab/>
-      </w:r>
-      <w:r>
-        <w:rPr>
-          <w:rFonts w:ascii="TH Sarabun New" w:hAnsi="TH Sarabun New" w:cs="TH Sarabun New"/>
-          <w:sz w:val="20"/>
-          <w:szCs w:val="20"/>
-        </w:rPr>
-        <w:tab/>
+          <w:cs/>
+        </w:rPr>
         <w:t xml:space="preserve"> </w:t>
       </w:r>
     </w:p>
     <w:p>
       <w:pPr>
         <w:spacing w:after="0"/>
-        <w:jc w:val="thaiDistribute"/>
         <w:rPr>
           <w:rFonts w:ascii="TH Sarabun New" w:hAnsi="TH Sarabun New" w:cs="TH Sarabun New"/>
           <w:sz w:val="20"/>
@@ -3516,13 +3551,29 @@
           <w:sz w:val="20"/>
           <w:szCs w:val="20"/>
         </w:rPr>
-        <w:t>{{score2x}}</w:t>
-      </w:r>
-      <w:r>
-        <w:rPr>
-          <w:rFonts w:ascii="TH Sarabun New" w:hAnsi="TH Sarabun New" w:cs="TH Sarabun New"/>
-          <w:sz w:val="15"/>
-          <w:szCs w:val="15"/>
+        <w:t>{{score</w:t>
+      </w:r>
+      <w:r>
+        <w:rPr>
+          <w:rFonts w:ascii="TH Sarabun New" w:hAnsi="TH Sarabun New" w:cs="TH Sarabun New"/>
+          <w:sz w:val="20"/>
+          <w:szCs w:val="20"/>
+        </w:rPr>
+        <w:t>2</w:t>
+      </w:r>
+      <w:r>
+        <w:rPr>
+          <w:rFonts w:ascii="TH Sarabun New" w:hAnsi="TH Sarabun New" w:cs="TH Sarabun New"/>
+          <w:sz w:val="20"/>
+          <w:szCs w:val="20"/>
+        </w:rPr>
+        <w:t>x}}</w:t>
+      </w:r>
+      <w:r>
+        <w:rPr>
+          <w:rFonts w:ascii="TH Sarabun New" w:hAnsi="TH Sarabun New" w:cs="TH Sarabun New"/>
+          <w:sz w:val="20"/>
+          <w:szCs w:val="20"/>
         </w:rPr>
         <w:t xml:space="preserve"> </w:t>
       </w:r>
@@ -3534,6 +3585,181 @@
           <w:cs/>
         </w:rPr>
         <w:t>คะแนน</w:t>
+      </w:r>
+    </w:p>
+    <w:p>
+      <w:pPr>
+        <w:spacing w:after="0"/>
+        <w:rPr>
+          <w:rFonts w:ascii="TH Sarabun New" w:hAnsi="TH Sarabun New" w:cs="TH Sarabun New"/>
+          <w:sz w:val="20"/>
+          <w:szCs w:val="20"/>
+        </w:rPr>
+      </w:pPr>
+      <w:r>
+        <w:rPr>
+          <w:rFonts w:ascii="TH Sarabun New" w:hAnsi="TH Sarabun New" w:cs="TH Sarabun New"/>
+          <w:sz w:val="20"/>
+          <w:szCs w:val="20"/>
+          <w:cs/>
+        </w:rPr>
+        <w:t>๓. ความสามารถด้านการจัดการเรียนการสอน</w:t>
+      </w:r>
+      <w:r>
+        <w:rPr>
+          <w:rFonts w:ascii="TH Sarabun New" w:hAnsi="TH Sarabun New" w:cs="TH Sarabun New"/>
+          <w:sz w:val="20"/>
+          <w:szCs w:val="20"/>
+          <w:cs/>
+        </w:rPr>
+        <w:tab/>
+      </w:r>
+      <w:r>
+        <w:rPr>
+          <w:rFonts w:ascii="TH Sarabun New" w:hAnsi="TH Sarabun New" w:cs="TH Sarabun New"/>
+          <w:sz w:val="20"/>
+          <w:szCs w:val="20"/>
+          <w:cs/>
+        </w:rPr>
+        <w:tab/>
+      </w:r>
+      <w:r>
+        <w:rPr>
+          <w:rFonts w:ascii="TH Sarabun New" w:hAnsi="TH Sarabun New" w:cs="TH Sarabun New"/>
+          <w:sz w:val="20"/>
+          <w:szCs w:val="20"/>
+          <w:cs/>
+        </w:rPr>
+        <w:tab/>
+      </w:r>
+      <w:r>
+        <w:rPr>
+          <w:rFonts w:ascii="TH Sarabun New" w:hAnsi="TH Sarabun New" w:cs="TH Sarabun New"/>
+          <w:sz w:val="20"/>
+          <w:szCs w:val="20"/>
+        </w:rPr>
+        <w:t>{{score</w:t>
+      </w:r>
+      <w:r>
+        <w:rPr>
+          <w:rFonts w:ascii="TH Sarabun New" w:hAnsi="TH Sarabun New" w:cs="TH Sarabun New"/>
+          <w:sz w:val="20"/>
+          <w:szCs w:val="20"/>
+        </w:rPr>
+        <w:t>3</w:t>
+      </w:r>
+      <w:r>
+        <w:rPr>
+          <w:rFonts w:ascii="TH Sarabun New" w:hAnsi="TH Sarabun New" w:cs="TH Sarabun New"/>
+          <w:sz w:val="20"/>
+          <w:szCs w:val="20"/>
+        </w:rPr>
+        <w:t>x}}</w:t>
+      </w:r>
+      <w:r>
+        <w:rPr>
+          <w:rFonts w:ascii="TH Sarabun New" w:hAnsi="TH Sarabun New" w:cs="TH Sarabun New" w:hint="cs"/>
+          <w:sz w:val="20"/>
+          <w:szCs w:val="20"/>
+          <w:cs/>
+        </w:rPr>
+        <w:t xml:space="preserve"> </w:t>
+      </w:r>
+      <w:r>
+        <w:rPr>
+          <w:rFonts w:ascii="TH Sarabun New" w:hAnsi="TH Sarabun New" w:cs="TH Sarabun New"/>
+          <w:sz w:val="20"/>
+          <w:szCs w:val="20"/>
+          <w:cs/>
+        </w:rPr>
+        <w:t>คะแนน</w:t>
+      </w:r>
+    </w:p>
+    <w:p>
+      <w:pPr>
+        <w:spacing w:after="0"/>
+        <w:rPr>
+          <w:rFonts w:ascii="TH Sarabun New" w:hAnsi="TH Sarabun New" w:cs="TH Sarabun New"/>
+          <w:sz w:val="20"/>
+          <w:szCs w:val="20"/>
+          <w:cs/>
+        </w:rPr>
+      </w:pPr>
+      <w:r>
+        <w:rPr>
+          <w:rFonts w:ascii="TH Sarabun New" w:hAnsi="TH Sarabun New" w:cs="TH Sarabun New"/>
+          <w:sz w:val="20"/>
+          <w:szCs w:val="20"/>
+          <w:cs/>
+        </w:rPr>
+        <w:t>๔. ความเป็นผู้มีคุณธรรมจริยธรรม และวิญญาณความเป็นครู</w:t>
+      </w:r>
+      <w:r>
+        <w:rPr>
+          <w:rFonts w:ascii="TH Sarabun New" w:hAnsi="TH Sarabun New" w:cs="TH Sarabun New"/>
+          <w:sz w:val="20"/>
+          <w:szCs w:val="20"/>
+        </w:rPr>
+        <w:tab/>
+      </w:r>
+      <w:r>
+        <w:rPr>
+          <w:rFonts w:ascii="TH Sarabun New" w:hAnsi="TH Sarabun New" w:cs="TH Sarabun New"/>
+          <w:sz w:val="20"/>
+          <w:szCs w:val="20"/>
+        </w:rPr>
+        <w:tab/>
+      </w:r>
+      <w:r>
+        <w:rPr>
+          <w:rFonts w:ascii="TH Sarabun New" w:hAnsi="TH Sarabun New" w:cs="TH Sarabun New"/>
+          <w:sz w:val="20"/>
+          <w:szCs w:val="20"/>
+        </w:rPr>
+        <w:t>{{score</w:t>
+      </w:r>
+      <w:r>
+        <w:rPr>
+          <w:rFonts w:ascii="TH Sarabun New" w:hAnsi="TH Sarabun New" w:cs="TH Sarabun New"/>
+          <w:sz w:val="20"/>
+          <w:szCs w:val="20"/>
+        </w:rPr>
+        <w:t>4</w:t>
+      </w:r>
+      <w:r>
+        <w:rPr>
+          <w:rFonts w:ascii="TH Sarabun New" w:hAnsi="TH Sarabun New" w:cs="TH Sarabun New"/>
+          <w:sz w:val="20"/>
+          <w:szCs w:val="20"/>
+        </w:rPr>
+        <w:t>x}}</w:t>
+      </w:r>
+      <w:r>
+        <w:rPr>
+          <w:rFonts w:ascii="TH Sarabun New" w:hAnsi="TH Sarabun New" w:cs="TH Sarabun New" w:hint="cs"/>
+          <w:sz w:val="20"/>
+          <w:szCs w:val="20"/>
+          <w:cs/>
+        </w:rPr>
+        <w:t xml:space="preserve"> </w:t>
+      </w:r>
+      <w:r>
+        <w:rPr>
+          <w:rFonts w:ascii="TH Sarabun New" w:hAnsi="TH Sarabun New" w:cs="TH Sarabun New"/>
+          <w:sz w:val="20"/>
+          <w:szCs w:val="20"/>
+          <w:cs/>
+        </w:rPr>
+        <w:t xml:space="preserve">คะแนน </w:t>
+      </w:r>
+      <w:r>
+        <w:rPr>
+          <w:rFonts w:ascii="TH Sarabun New" w:hAnsi="TH Sarabun New" w:cs="TH Sarabun New"/>
+          <w:sz w:val="20"/>
+          <w:szCs w:val="20"/>
+          <w:cs/>
+        </w:rPr>
+        <w:tab/>
       </w:r>
     </w:p>
     <w:p>
@@ -3556,31 +3782,31 @@
         <mc:AlternateContent>
           <mc:Choice Requires="wps">
             <w:drawing>
-              <wp:anchor distT="45720" distB="45720" distL="114300" distR="114300" simplePos="0" relativeHeight="251679744" behindDoc="0" locked="1" layoutInCell="1" allowOverlap="1" wp14:anchorId="4A59BA1E" wp14:editId="754B840A">
+              <wp:anchor distT="45720" distB="45720" distL="114300" distR="114300" simplePos="0" relativeHeight="251681792" behindDoc="0" locked="0" layoutInCell="1" allowOverlap="1" wp14:anchorId="37782657" wp14:editId="1763A0BD">
                 <wp:simplePos x="0" y="0"/>
                 <wp:positionH relativeFrom="margin">
-                  <wp:posOffset>3715385</wp:posOffset>
+                  <wp:posOffset>3370997</wp:posOffset>
                 </wp:positionH>
-                <wp:positionV relativeFrom="page">
-                  <wp:posOffset>6413500</wp:posOffset>
+                <wp:positionV relativeFrom="paragraph">
+                  <wp:posOffset>182160</wp:posOffset>
                 </wp:positionV>
-                <wp:extent cx="2764800" cy="3492500"/>
-                <wp:effectExtent l="0" t="0" r="3810" b="0"/>
-                <wp:wrapSquare wrapText="bothSides"/>
-                <wp:docPr id="217" name="กล่องข้อความ 2"/>
+                <wp:extent cx="2763672" cy="1828800"/>
+                <wp:effectExtent l="0" t="0" r="0" b="0"/>
+                <wp:wrapNone/>
+                <wp:docPr id="1429186260" name="กล่องข้อความ 2"/>
                 <wp:cNvGraphicFramePr>
-                  <a:graphicFrameLocks xmlns:a="http://schemas.openxmlformats.org/drawingml/2006/main" noChangeAspect="1"/>
+                  <a:graphicFrameLocks xmlns:a="http://schemas.openxmlformats.org/drawingml/2006/main"/>
                 </wp:cNvGraphicFramePr>
                 <a:graphic xmlns:a="http://schemas.openxmlformats.org/drawingml/2006/main">
                   <a:graphicData uri="http://schemas.microsoft.com/office/word/2010/wordprocessingShape">
                     <wps:wsp>
                       <wps:cNvSpPr txBox="1">
-                        <a:spLocks noChangeAspect="1" noChangeArrowheads="1"/>
+                        <a:spLocks noChangeArrowheads="1"/>
                       </wps:cNvSpPr>
                       <wps:spPr bwMode="auto">
                         <a:xfrm>
                           <a:off x="0" y="0"/>
-                          <a:ext cx="2764800" cy="3492500"/>
+                          <a:ext cx="2763672" cy="1828800"/>
                         </a:xfrm>
                         <a:prstGeom prst="rect">
                           <a:avLst/>
@@ -3614,24 +3840,7 @@
                                 <w:szCs w:val="24"/>
                                 <w:cs/>
                               </w:rPr>
-                              <w:t>ลงชื่อ</w:t>
-                            </w:r>
-                            <w:r>
-                              <w:rPr>
-                                <w:rFonts w:ascii="TH Sarabun New" w:hAnsi="TH Sarabun New" w:cs="TH Sarabun New"/>
-                                <w:sz w:val="24"/>
-                                <w:szCs w:val="24"/>
-                              </w:rPr>
-                              <w:t>……………………………………………..</w:t>
-                            </w:r>
-                            <w:r>
-                              <w:rPr>
-                                <w:rFonts w:ascii="TH Sarabun New" w:hAnsi="TH Sarabun New" w:cs="TH Sarabun New"/>
-                                <w:sz w:val="24"/>
-                                <w:szCs w:val="24"/>
-                                <w:cs/>
-                              </w:rPr>
-                              <w:t>ประธานคณะกรรมการ</w:t>
+                              <w:t>ลงชื่อ.....................................................ประธานคณะกรรมการ</w:t>
                             </w:r>
                           </w:p>
                           <w:p>
@@ -3699,24 +3908,7 @@
                                 <w:szCs w:val="24"/>
                                 <w:cs/>
                               </w:rPr>
-                              <w:t>ชื่อ</w:t>
-                            </w:r>
-                            <w:r>
-                              <w:rPr>
-                                <w:rFonts w:ascii="TH Sarabun New" w:hAnsi="TH Sarabun New" w:cs="TH Sarabun New"/>
-                                <w:sz w:val="24"/>
-                                <w:szCs w:val="24"/>
-                              </w:rPr>
-                              <w:t>……………………………………………</w:t>
-                            </w:r>
-                            <w:r>
-                              <w:rPr>
-                                <w:rFonts w:ascii="TH Sarabun New" w:hAnsi="TH Sarabun New" w:cs="TH Sarabun New"/>
-                                <w:sz w:val="24"/>
-                                <w:szCs w:val="24"/>
-                                <w:cs/>
-                              </w:rPr>
-                              <w:t>กรรมการ</w:t>
+                              <w:t>ชื่อ...............................................กรรมการ</w:t>
                             </w:r>
                           </w:p>
                           <w:p>
@@ -3784,24 +3976,7 @@
                                 <w:szCs w:val="24"/>
                                 <w:cs/>
                               </w:rPr>
-                              <w:t>ชื่อ</w:t>
-                            </w:r>
-                            <w:r>
-                              <w:rPr>
-                                <w:rFonts w:ascii="TH Sarabun New" w:hAnsi="TH Sarabun New" w:cs="TH Sarabun New"/>
-                                <w:sz w:val="24"/>
-                                <w:szCs w:val="24"/>
-                              </w:rPr>
-                              <w:t>………………………………………….</w:t>
-                            </w:r>
-                            <w:r>
-                              <w:rPr>
-                                <w:rFonts w:ascii="TH Sarabun New" w:hAnsi="TH Sarabun New" w:cs="TH Sarabun New"/>
-                                <w:sz w:val="24"/>
-                                <w:szCs w:val="24"/>
-                                <w:cs/>
-                              </w:rPr>
-                              <w:t>กรรมการ</w:t>
+                              <w:t>ชื่อ...............................................กรรมการ</w:t>
                             </w:r>
                           </w:p>
                           <w:p>
@@ -3860,12 +4035,11 @@
           </mc:Choice>
           <mc:Fallback>
             <w:pict>
-              <v:shapetype w14:anchorId="4A59BA1E" id="_x0000_t202" coordsize="21600,21600" o:spt="202" path="m,l,21600r21600,l21600,xe">
+              <v:shapetype w14:anchorId="37782657" id="_x0000_t202" coordsize="21600,21600" o:spt="202" path="m,l,21600r21600,l21600,xe">
                 <v:stroke joinstyle="miter"/>
                 <v:path gradientshapeok="t" o:connecttype="rect"/>
               </v:shapetype>
-              <v:shape id="กล่องข้อความ 2" o:spid="_x0000_s1026" type="#_x0000_t202" style="position:absolute;margin-left:292.55pt;margin-top:505pt;width:217.7pt;height:275pt;z-index:251679744;visibility:visible;mso-wrap-style:square;mso-width-percent:0;mso-height-percent:0;mso-wrap-distance-left:9pt;mso-wrap-distance-top:3.6pt;mso-wrap-distance-right:9pt;mso-wrap-distance-bottom:3.6pt;mso-position-horizontal:absolute;mso-position-horizontal-relative:margin;mso-position-vertical:absolute;mso-position-vertical-relative:page;mso-width-percent:0;mso-height-percent:0;mso-width-relative:margin;mso-height-relative:margin;v-text-anchor:top" o:gfxdata="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" stroked="f">
-                <o:lock v:ext="edit" aspectratio="t"/>
+              <v:shape id="กล่องข้อความ 2" o:spid="_x0000_s1026" type="#_x0000_t202" style="position:absolute;margin-left:265.45pt;margin-top:14.35pt;width:217.6pt;height:2in;z-index:251681792;visibility:visible;mso-wrap-style:square;mso-width-percent:0;mso-height-percent:0;mso-wrap-distance-left:9pt;mso-wrap-distance-top:3.6pt;mso-wrap-distance-right:9pt;mso-wrap-distance-bottom:3.6pt;mso-position-horizontal:absolute;mso-position-horizontal-relative:margin;mso-position-vertical:absolute;mso-position-vertical-relative:text;mso-width-percent:0;mso-height-percent:0;mso-width-relative:margin;mso-height-relative:margin;v-text-anchor:top" o:gfxdata="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" stroked="f">
                 <v:textbox>
                   <w:txbxContent>
                     <w:p>
@@ -3885,24 +4059,7 @@
                           <w:szCs w:val="24"/>
                           <w:cs/>
                         </w:rPr>
-                        <w:t>ลงชื่อ</w:t>
-                      </w:r>
-                      <w:r>
-                        <w:rPr>
-                          <w:rFonts w:ascii="TH Sarabun New" w:hAnsi="TH Sarabun New" w:cs="TH Sarabun New"/>
-                          <w:sz w:val="24"/>
-                          <w:szCs w:val="24"/>
-                        </w:rPr>
-                        <w:t>……………………………………………..</w:t>
-                      </w:r>
-                      <w:r>
-                        <w:rPr>
-                          <w:rFonts w:ascii="TH Sarabun New" w:hAnsi="TH Sarabun New" w:cs="TH Sarabun New"/>
-                          <w:sz w:val="24"/>
-                          <w:szCs w:val="24"/>
-                          <w:cs/>
-                        </w:rPr>
-                        <w:t>ประธานคณะกรรมการ</w:t>
+                        <w:t>ลงชื่อ.....................................................ประธานคณะกรรมการ</w:t>
                       </w:r>
                     </w:p>
                     <w:p>
@@ -3970,24 +4127,7 @@
                           <w:szCs w:val="24"/>
                           <w:cs/>
                         </w:rPr>
-                        <w:t>ชื่อ</w:t>
-                      </w:r>
-                      <w:r>
-                        <w:rPr>
-                          <w:rFonts w:ascii="TH Sarabun New" w:hAnsi="TH Sarabun New" w:cs="TH Sarabun New"/>
-                          <w:sz w:val="24"/>
-                          <w:szCs w:val="24"/>
-                        </w:rPr>
-                        <w:t>……………………………………………</w:t>
-                      </w:r>
-                      <w:r>
-                        <w:rPr>
-                          <w:rFonts w:ascii="TH Sarabun New" w:hAnsi="TH Sarabun New" w:cs="TH Sarabun New"/>
-                          <w:sz w:val="24"/>
-                          <w:szCs w:val="24"/>
-                          <w:cs/>
-                        </w:rPr>
-                        <w:t>กรรมการ</w:t>
+                        <w:t>ชื่อ...............................................กรรมการ</w:t>
                       </w:r>
                     </w:p>
                     <w:p>
@@ -4015,7 +4155,23 @@
                           <w:sz w:val="24"/>
                           <w:szCs w:val="24"/>
                         </w:rPr>
-                        <w:t>{{committee_2_name}}</w:t>
+                        <w:t>{{committee_</w:t>
+                      </w:r>
+                      <w:r>
+                        <w:rPr>
+                          <w:rFonts w:ascii="TH Sarabun New" w:hAnsi="TH Sarabun New" w:cs="TH Sarabun New"/>
+                          <w:sz w:val="24"/>
+                          <w:szCs w:val="24"/>
+                        </w:rPr>
+                        <w:t>2</w:t>
+                      </w:r>
+                      <w:r>
+                        <w:rPr>
+                          <w:rFonts w:ascii="TH Sarabun New" w:hAnsi="TH Sarabun New" w:cs="TH Sarabun New"/>
+                          <w:sz w:val="24"/>
+                          <w:szCs w:val="24"/>
+                        </w:rPr>
+                        <w:t>_name}}</w:t>
                       </w:r>
                       <w:r>
                         <w:rPr>
@@ -4055,24 +4211,7 @@
                           <w:szCs w:val="24"/>
                           <w:cs/>
                         </w:rPr>
-                        <w:t>ชื่อ</w:t>
-                      </w:r>
-                      <w:r>
-                        <w:rPr>
-                          <w:rFonts w:ascii="TH Sarabun New" w:hAnsi="TH Sarabun New" w:cs="TH Sarabun New"/>
-                          <w:sz w:val="24"/>
-                          <w:szCs w:val="24"/>
-                        </w:rPr>
-                        <w:t>………………………………………….</w:t>
-                      </w:r>
-                      <w:r>
-                        <w:rPr>
-                          <w:rFonts w:ascii="TH Sarabun New" w:hAnsi="TH Sarabun New" w:cs="TH Sarabun New"/>
-                          <w:sz w:val="24"/>
-                          <w:szCs w:val="24"/>
-                          <w:cs/>
-                        </w:rPr>
-                        <w:t>กรรมการ</w:t>
+                        <w:t>ชื่อ...............................................กรรมการ</w:t>
                       </w:r>
                     </w:p>
                     <w:p>
@@ -4100,7 +4239,23 @@
                           <w:sz w:val="24"/>
                           <w:szCs w:val="24"/>
                         </w:rPr>
-                        <w:t>{{committee_3_name}}</w:t>
+                        <w:t>{{committee_</w:t>
+                      </w:r>
+                      <w:r>
+                        <w:rPr>
+                          <w:rFonts w:ascii="TH Sarabun New" w:hAnsi="TH Sarabun New" w:cs="TH Sarabun New"/>
+                          <w:sz w:val="24"/>
+                          <w:szCs w:val="24"/>
+                        </w:rPr>
+                        <w:t>3</w:t>
+                      </w:r>
+                      <w:r>
+                        <w:rPr>
+                          <w:rFonts w:ascii="TH Sarabun New" w:hAnsi="TH Sarabun New" w:cs="TH Sarabun New"/>
+                          <w:sz w:val="24"/>
+                          <w:szCs w:val="24"/>
+                        </w:rPr>
+                        <w:t>_name}}</w:t>
                       </w:r>
                       <w:r>
                         <w:rPr>
@@ -4114,8 +4269,7 @@
                     </w:p>
                   </w:txbxContent>
                 </v:textbox>
-                <w10:wrap type="square" anchorx="margin" anchory="page"/>
-                <w10:anchorlock/>
+                <w10:wrap anchorx="margin"/>
               </v:shape>
             </w:pict>
           </mc:Fallback>
@@ -4124,137 +4278,6 @@
       <w:r>
         <w:rPr>
           <w:rFonts w:ascii="TH Sarabun New" w:hAnsi="TH Sarabun New" w:cs="TH Sarabun New"/>
-          <w:sz w:val="20"/>
-          <w:szCs w:val="20"/>
-          <w:cs/>
-        </w:rPr>
-        <w:t>๓. ความสามารถด้านการจัดการเรียนการสอน</w:t>
-      </w:r>
-      <w:r>
-        <w:rPr>
-          <w:rFonts w:ascii="TH Sarabun New" w:hAnsi="TH Sarabun New" w:cs="TH Sarabun New"/>
-          <w:sz w:val="20"/>
-          <w:szCs w:val="20"/>
-        </w:rPr>
-        <w:tab/>
-      </w:r>
-      <w:r>
-        <w:rPr>
-          <w:rFonts w:ascii="TH Sarabun New" w:hAnsi="TH Sarabun New" w:cs="TH Sarabun New"/>
-          <w:sz w:val="20"/>
-          <w:szCs w:val="20"/>
-        </w:rPr>
-        <w:tab/>
-      </w:r>
-      <w:r>
-        <w:rPr>
-          <w:rFonts w:ascii="TH Sarabun New" w:hAnsi="TH Sarabun New" w:cs="TH Sarabun New"/>
-          <w:sz w:val="20"/>
-          <w:szCs w:val="20"/>
-        </w:rPr>
-        <w:tab/>
-      </w:r>
-      <w:r>
-        <w:rPr>
-          <w:rFonts w:ascii="TH Sarabun New" w:hAnsi="TH Sarabun New" w:cs="TH Sarabun New"/>
-          <w:sz w:val="20"/>
-          <w:szCs w:val="20"/>
-        </w:rPr>
-        <w:t>{{score3x}}</w:t>
-      </w:r>
-      <w:r>
-        <w:rPr>
-          <w:rFonts w:ascii="TH Sarabun New" w:hAnsi="TH Sarabun New" w:cs="TH Sarabun New" w:hint="cs"/>
-          <w:sz w:val="15"/>
-          <w:szCs w:val="15"/>
-          <w:cs/>
-        </w:rPr>
-        <w:t xml:space="preserve"> </w:t>
-      </w:r>
-      <w:r>
-        <w:rPr>
-          <w:rFonts w:ascii="TH Sarabun New" w:hAnsi="TH Sarabun New" w:cs="TH Sarabun New"/>
-          <w:sz w:val="20"/>
-          <w:szCs w:val="20"/>
-          <w:cs/>
-        </w:rPr>
-        <w:t>คะแนน</w:t>
-      </w:r>
-    </w:p>
-    <w:p>
-      <w:pPr>
-        <w:spacing w:after="0"/>
-        <w:jc w:val="thaiDistribute"/>
-        <w:rPr>
-          <w:rFonts w:ascii="TH Sarabun New" w:hAnsi="TH Sarabun New" w:cs="TH Sarabun New"/>
-          <w:sz w:val="20"/>
-          <w:szCs w:val="20"/>
-          <w:cs/>
-        </w:rPr>
-      </w:pPr>
-      <w:r>
-        <w:rPr>
-          <w:rFonts w:ascii="TH Sarabun New" w:hAnsi="TH Sarabun New" w:cs="TH Sarabun New"/>
-          <w:sz w:val="20"/>
-          <w:szCs w:val="20"/>
-          <w:cs/>
-        </w:rPr>
-        <w:t>๔. ความเป็นผู้มีคุณธรรมจริยธรรม และวิญญาณความเป็นครู</w:t>
-      </w:r>
-      <w:r>
-        <w:rPr>
-          <w:rFonts w:ascii="TH Sarabun New" w:hAnsi="TH Sarabun New" w:cs="TH Sarabun New"/>
-          <w:sz w:val="20"/>
-          <w:szCs w:val="20"/>
-        </w:rPr>
-        <w:tab/>
-      </w:r>
-      <w:r>
-        <w:rPr>
-          <w:rFonts w:ascii="TH Sarabun New" w:hAnsi="TH Sarabun New" w:cs="TH Sarabun New"/>
-          <w:sz w:val="20"/>
-          <w:szCs w:val="20"/>
-        </w:rPr>
-        <w:tab/>
-      </w:r>
-      <w:r>
-        <w:rPr>
-          <w:rFonts w:ascii="TH Sarabun New" w:hAnsi="TH Sarabun New" w:cs="TH Sarabun New"/>
-          <w:sz w:val="20"/>
-          <w:szCs w:val="20"/>
-        </w:rPr>
-        <w:t>{{score4x}}</w:t>
-      </w:r>
-      <w:r>
-        <w:rPr>
-          <w:rFonts w:ascii="TH Sarabun New" w:hAnsi="TH Sarabun New" w:cs="TH Sarabun New" w:hint="cs"/>
-          <w:sz w:val="15"/>
-          <w:szCs w:val="15"/>
-          <w:cs/>
-        </w:rPr>
-        <w:t xml:space="preserve"> </w:t>
-      </w:r>
-      <w:r>
-        <w:rPr>
-          <w:rFonts w:ascii="TH Sarabun New" w:hAnsi="TH Sarabun New" w:cs="TH Sarabun New"/>
-          <w:sz w:val="20"/>
-          <w:szCs w:val="20"/>
-          <w:cs/>
-        </w:rPr>
-        <w:t xml:space="preserve">คะแนน </w:t>
-      </w:r>
-    </w:p>
-    <w:p>
-      <w:pPr>
-        <w:rPr>
-          <w:rFonts w:ascii="TH Sarabun New" w:hAnsi="TH Sarabun New" w:cs="TH Sarabun New"/>
-          <w:sz w:val="20"/>
-          <w:szCs w:val="20"/>
-        </w:rPr>
-      </w:pPr>
-      <w:r>
-        <w:rPr>
-          <w:rFonts w:ascii="TH Sarabun New" w:hAnsi="TH Sarabun New" w:cs="TH Sarabun New"/>
           <w:b/>
           <w:bCs/>
           <w:sz w:val="20"/>
@@ -4279,6 +4302,7 @@
           <w:rFonts w:ascii="TH Sarabun New" w:hAnsi="TH Sarabun New" w:cs="TH Sarabun New"/>
           <w:sz w:val="20"/>
           <w:szCs w:val="20"/>
+          <w:cs/>
         </w:rPr>
         <w:tab/>
       </w:r>
@@ -4287,14 +4311,17 @@
           <w:rFonts w:ascii="TH Sarabun New" w:hAnsi="TH Sarabun New" w:cs="TH Sarabun New"/>
           <w:sz w:val="20"/>
           <w:szCs w:val="20"/>
+          <w:cs/>
         </w:rPr>
         <w:tab/>
-      </w:r>
-      <w:r>
-        <w:rPr>
-          <w:rFonts w:ascii="TH Sarabun New" w:hAnsi="TH Sarabun New" w:cs="TH Sarabun New"/>
-          <w:sz w:val="20"/>
-          <w:szCs w:val="20"/>
+        <w:t xml:space="preserve">    </w:t>
+      </w:r>
+      <w:r>
+        <w:rPr>
+          <w:rFonts w:ascii="TH Sarabun New" w:hAnsi="TH Sarabun New" w:cs="TH Sarabun New"/>
+          <w:sz w:val="20"/>
+          <w:szCs w:val="20"/>
+          <w:cs/>
         </w:rPr>
         <w:tab/>
       </w:r>
@@ -4303,6 +4330,7 @@
           <w:rFonts w:ascii="TH Sarabun New" w:hAnsi="TH Sarabun New" w:cs="TH Sarabun New"/>
           <w:sz w:val="20"/>
           <w:szCs w:val="20"/>
+          <w:cs/>
         </w:rPr>
         <w:tab/>
       </w:r>
@@ -4312,13 +4340,31 @@
           <w:sz w:val="20"/>
           <w:szCs w:val="20"/>
         </w:rPr>
-        <w:t>{{scorex}}</w:t>
-      </w:r>
-      <w:r>
-        <w:rPr>
-          <w:rFonts w:ascii="TH Sarabun New" w:hAnsi="TH Sarabun New" w:cs="TH Sarabun New"/>
-          <w:sz w:val="15"/>
-          <w:szCs w:val="15"/>
+        <w:t>{{</w:t>
+      </w:r>
+      <w:proofErr w:type="spellStart"/>
+      <w:r>
+        <w:rPr>
+          <w:rFonts w:ascii="TH Sarabun New" w:hAnsi="TH Sarabun New" w:cs="TH Sarabun New"/>
+          <w:sz w:val="20"/>
+          <w:szCs w:val="20"/>
+        </w:rPr>
+        <w:t>scorex</w:t>
+      </w:r>
+      <w:proofErr w:type="spellEnd"/>
+      <w:r>
+        <w:rPr>
+          <w:rFonts w:ascii="TH Sarabun New" w:hAnsi="TH Sarabun New" w:cs="TH Sarabun New"/>
+          <w:sz w:val="20"/>
+          <w:szCs w:val="20"/>
+        </w:rPr>
+        <w:t>}}</w:t>
+      </w:r>
+      <w:r>
+        <w:rPr>
+          <w:rFonts w:ascii="TH Sarabun New" w:hAnsi="TH Sarabun New" w:cs="TH Sarabun New" w:hint="cs"/>
+          <w:sz w:val="20"/>
+          <w:szCs w:val="20"/>
           <w:cs/>
         </w:rPr>
         <w:t xml:space="preserve"> </w:t>
@@ -4326,28 +4372,20 @@
       <w:r>
         <w:rPr>
           <w:rFonts w:ascii="TH Sarabun New" w:hAnsi="TH Sarabun New" w:cs="TH Sarabun New"/>
-          <w:sz w:val="15"/>
-          <w:szCs w:val="15"/>
-        </w:rPr>
-        <w:t xml:space="preserve"> </w:t>
-      </w:r>
-      <w:r>
-        <w:rPr>
-          <w:rFonts w:ascii="TH Sarabun New" w:hAnsi="TH Sarabun New" w:cs="TH Sarabun New" w:hint="cs"/>
-          <w:sz w:val="15"/>
-          <w:szCs w:val="15"/>
-          <w:cs/>
-        </w:rPr>
-        <w:t xml:space="preserve"> </w:t>
-      </w:r>
-      <w:r>
-        <w:rPr>
-          <w:rFonts w:ascii="TH Sarabun New" w:hAnsi="TH Sarabun New" w:cs="TH Sarabun New"/>
           <w:sz w:val="20"/>
           <w:szCs w:val="20"/>
           <w:cs/>
         </w:rPr>
         <w:t>คะแนน</w:t>
+      </w:r>
+      <w:r>
+        <w:rPr>
+          <w:rFonts w:ascii="TH Sarabun New" w:hAnsi="TH Sarabun New" w:cs="TH Sarabun New"/>
+          <w:sz w:val="20"/>
+          <w:szCs w:val="20"/>
+        </w:rPr>
+        <w:tab/>
+        <w:t xml:space="preserve">      </w:t>
       </w:r>
     </w:p>
     <w:p>
@@ -4372,21 +4410,10 @@
         </w:rPr>
         <w:t>เกณฑ์การประเมิน</w:t>
       </w:r>
-      <w:r>
-        <w:rPr>
-          <w:rFonts w:ascii="TH Sarabun New" w:hAnsi="TH Sarabun New" w:cs="TH Sarabun New"/>
-          <w:b/>
-          <w:bCs/>
-          <w:sz w:val="24"/>
-          <w:szCs w:val="24"/>
-        </w:rPr>
-        <w:t xml:space="preserve">                                                                                                 </w:t>
-      </w:r>
     </w:p>
     <w:p>
       <w:pPr>
         <w:spacing w:after="0"/>
-        <w:jc w:val="thaiDistribute"/>
         <w:rPr>
           <w:rFonts w:ascii="TH Sarabun New" w:hAnsi="TH Sarabun New" w:cs="TH Sarabun New"/>
           <w:sz w:val="20"/>
@@ -4418,50 +4445,49 @@
           <w:szCs w:val="20"/>
         </w:rPr>
         <w:tab/>
+        <w:t xml:space="preserve">  </w:t>
       </w:r>
     </w:p>
     <w:p>
       <w:pPr>
         <w:spacing w:after="0"/>
-        <w:jc w:val="thaiDistribute"/>
-        <w:rPr>
-          <w:rFonts w:ascii="TH Sarabun New" w:hAnsi="TH Sarabun New" w:cs="TH Sarabun New"/>
-          <w:sz w:val="20"/>
-          <w:szCs w:val="20"/>
-          <w:cs/>
-        </w:rPr>
-      </w:pPr>
-      <w:r>
-        <w:rPr>
-          <w:rFonts w:ascii="TH Sarabun New" w:hAnsi="TH Sarabun New" w:cs="TH Sarabun New"/>
-          <w:sz w:val="20"/>
-          <w:szCs w:val="20"/>
-          <w:cs/>
-        </w:rPr>
-        <w:t>ผลรวมค่าน้ำหนักคะแนนที่ได้ เท่ากับ ๕๗-๗๐ ให้ถือว่าผลการสอนอยู่ในระดับ ชำนาญ</w:t>
-      </w:r>
-      <w:r>
-        <w:rPr>
-          <w:rFonts w:ascii="TH Sarabun New" w:hAnsi="TH Sarabun New" w:cs="TH Sarabun New" w:hint="cs"/>
-          <w:sz w:val="20"/>
-          <w:szCs w:val="20"/>
-          <w:cs/>
-        </w:rPr>
-        <w:t xml:space="preserve">                               </w:t>
-      </w:r>
-      <w:r>
-        <w:rPr>
-          <w:rFonts w:ascii="TH Sarabun New" w:hAnsi="TH Sarabun New" w:cs="TH Sarabun New"/>
-          <w:sz w:val="20"/>
-          <w:szCs w:val="20"/>
-        </w:rPr>
-        <w:t xml:space="preserve">                     </w:t>
+        <w:rPr>
+          <w:rFonts w:ascii="TH Sarabun New" w:hAnsi="TH Sarabun New" w:cs="TH Sarabun New"/>
+          <w:sz w:val="20"/>
+          <w:szCs w:val="20"/>
+          <w:cs/>
+        </w:rPr>
+      </w:pPr>
+      <w:r>
+        <w:rPr>
+          <w:rFonts w:ascii="TH Sarabun New" w:hAnsi="TH Sarabun New" w:cs="TH Sarabun New"/>
+          <w:sz w:val="20"/>
+          <w:szCs w:val="20"/>
+          <w:cs/>
+        </w:rPr>
+        <w:t xml:space="preserve">ผลรวมค่าน้ำหนักคะแนนที่ได้ เท่ากับ ๕๗-๗๐ ให้ถือว่าผลการสอนอยู่ในระดับ ชำนาญ </w:t>
+      </w:r>
+      <w:r>
+        <w:rPr>
+          <w:rFonts w:ascii="TH Sarabun New" w:hAnsi="TH Sarabun New" w:cs="TH Sarabun New"/>
+          <w:sz w:val="20"/>
+          <w:szCs w:val="20"/>
+        </w:rPr>
+        <w:tab/>
+      </w:r>
+      <w:r>
+        <w:rPr>
+          <w:rFonts w:ascii="TH Sarabun New" w:hAnsi="TH Sarabun New" w:cs="TH Sarabun New"/>
+          <w:sz w:val="20"/>
+          <w:szCs w:val="20"/>
+          <w:cs/>
+        </w:rPr>
+        <w:tab/>
       </w:r>
     </w:p>
     <w:p>
       <w:pPr>
         <w:spacing w:after="0"/>
-        <w:jc w:val="thaiDistribute"/>
         <w:rPr>
           <w:rFonts w:ascii="TH Sarabun New" w:hAnsi="TH Sarabun New" w:cs="TH Sarabun New"/>
           <w:sz w:val="20"/>
@@ -4476,29 +4502,11 @@
           <w:cs/>
         </w:rPr>
         <w:t xml:space="preserve">ผลรวมค่าน้ำหนักคะแนนที่ได้ เท่ากับ ๗๑-๘๕ ให้ถือว่าผลการสอนอยู่ในระดับ ชำนาญพิเศษ </w:t>
-      </w:r>
-      <w:r>
-        <w:rPr>
-          <w:rFonts w:ascii="TH Sarabun New" w:hAnsi="TH Sarabun New" w:cs="TH Sarabun New" w:hint="cs"/>
-          <w:sz w:val="20"/>
-          <w:szCs w:val="20"/>
-          <w:cs/>
-        </w:rPr>
-        <w:t xml:space="preserve">              </w:t>
-      </w:r>
-      <w:r>
-        <w:rPr>
-          <w:rFonts w:ascii="TH Sarabun New" w:hAnsi="TH Sarabun New" w:cs="TH Sarabun New"/>
-          <w:sz w:val="20"/>
-          <w:szCs w:val="20"/>
-        </w:rPr>
-        <w:t xml:space="preserve">                              </w:t>
       </w:r>
     </w:p>
     <w:p>
       <w:pPr>
-        <w:spacing w:after="0" w:line="240" w:lineRule="auto"/>
-        <w:jc w:val="thaiDistribute"/>
+        <w:spacing w:after="0"/>
         <w:rPr>
           <w:rFonts w:ascii="TH Sarabun New" w:hAnsi="TH Sarabun New" w:cs="TH Sarabun New"/>
           <w:sz w:val="20"/>
@@ -4513,46 +4521,11 @@
           <w:cs/>
         </w:rPr>
         <w:t>ผลรวมค่าน้ำหนักคะแนนที่ได้ เท่ากับ ๘๖-๑๐๐ ให้ถือว่าผลการสอนอยู่ในระดับ เชี่ยวชาญ</w:t>
-      </w:r>
-      <w:r>
-        <w:rPr>
-          <w:rFonts w:ascii="TH Sarabun New" w:hAnsi="TH Sarabun New" w:cs="TH Sarabun New" w:hint="cs"/>
-          <w:sz w:val="20"/>
-          <w:szCs w:val="20"/>
-          <w:cs/>
-        </w:rPr>
-        <w:t xml:space="preserve">                       </w:t>
-      </w:r>
-      <w:r>
-        <w:rPr>
-          <w:rFonts w:ascii="TH Sarabun New" w:hAnsi="TH Sarabun New" w:cs="TH Sarabun New"/>
-          <w:sz w:val="20"/>
-          <w:szCs w:val="20"/>
-        </w:rPr>
-        <w:t xml:space="preserve">  </w:t>
-      </w:r>
-      <w:r>
-        <w:rPr>
-          <w:rFonts w:ascii="TH Sarabun New" w:hAnsi="TH Sarabun New" w:cs="TH Sarabun New" w:hint="cs"/>
-          <w:sz w:val="20"/>
-          <w:szCs w:val="20"/>
-          <w:cs/>
-        </w:rPr>
-        <w:t xml:space="preserve"> </w:t>
-      </w:r>
-      <w:r>
-        <w:rPr>
-          <w:rFonts w:ascii="TH Sarabun New" w:hAnsi="TH Sarabun New" w:cs="TH Sarabun New"/>
-          <w:sz w:val="20"/>
-          <w:szCs w:val="20"/>
-        </w:rPr>
-        <w:t xml:space="preserve">                        </w:t>
       </w:r>
     </w:p>
     <w:p>
       <w:pPr>
-        <w:spacing w:after="0" w:line="240" w:lineRule="auto"/>
-        <w:jc w:val="thaiDistribute"/>
+        <w:spacing w:after="0"/>
         <w:rPr>
           <w:rFonts w:ascii="TH Sarabun New" w:hAnsi="TH Sarabun New" w:cs="TH Sarabun New"/>
           <w:szCs w:val="22"/>
@@ -4564,26 +4537,12 @@
           <w:szCs w:val="22"/>
           <w:cs/>
         </w:rPr>
-        <w:t>ผู้ช่วยศาสตราจารย์ ต้องมีผลการประเมินไม่ต่ำกว่าระดับชำนาญรองศาสตราจารย์</w:t>
-      </w:r>
-      <w:r>
-        <w:rPr>
-          <w:rFonts w:ascii="TH Sarabun New" w:hAnsi="TH Sarabun New" w:cs="TH Sarabun New"/>
-          <w:szCs w:val="22"/>
-        </w:rPr>
-        <w:t xml:space="preserve">                </w:t>
-      </w:r>
-      <w:r>
-        <w:rPr>
-          <w:rFonts w:ascii="TH Sarabun New" w:hAnsi="TH Sarabun New" w:cs="TH Sarabun New"/>
-          <w:szCs w:val="22"/>
-        </w:rPr>
-        <w:t xml:space="preserve">                              </w:t>
+        <w:t>ผู้ช่วยศาสตราจารย์ ต้องมีผลการประเมินไม่ต่ำกว่าระดับชำนาญ</w:t>
       </w:r>
     </w:p>
     <w:p>
       <w:pPr>
-        <w:spacing w:after="0" w:line="240" w:lineRule="auto"/>
+        <w:spacing w:after="0"/>
         <w:rPr>
           <w:rFonts w:ascii="TH Sarabun New" w:hAnsi="TH Sarabun New" w:cs="TH Sarabun New"/>
           <w:szCs w:val="22"/>
@@ -4595,14 +4554,14 @@
           <w:szCs w:val="22"/>
           <w:cs/>
         </w:rPr>
-        <w:t>ต้องมีผลการประเมินไม่ต่ำกว่าระดับชำนาญพิเศษ</w:t>
+        <w:t>รองศาสตราจารย์ ต้องมีผลการประเมินไม่ต่ำกว่าระดับชำนาญพิเศษ</w:t>
       </w:r>
       <w:r>
         <w:rPr>
           <w:rFonts w:ascii="TH Sarabun New" w:hAnsi="TH Sarabun New" w:cs="TH Sarabun New"/>
           <w:szCs w:val="22"/>
         </w:rPr>
-        <w:t xml:space="preserve">                                                                                                       </w:t>
+        <w:t xml:space="preserve"> </w:t>
       </w:r>
     </w:p>
     <w:sectPr>

--- a/HRCP-KKU-Academic/src/main/resources/templates/docx/doc_7.docx
+++ b/HRCP-KKU-Academic/src/main/resources/templates/docx/doc_7.docx
@@ -3790,7 +3790,7 @@
                 <wp:positionV relativeFrom="paragraph">
                   <wp:posOffset>182160</wp:posOffset>
                 </wp:positionV>
-                <wp:extent cx="2763672" cy="1828800"/>
+                <wp:extent cx="2763672" cy="3492500"/>
                 <wp:effectExtent l="0" t="0" r="0" b="0"/>
                 <wp:wrapNone/>
                 <wp:docPr id="1429186260" name="กล่องข้อความ 2"/>
@@ -3806,7 +3806,7 @@
                       <wps:spPr bwMode="auto">
                         <a:xfrm>
                           <a:off x="0" y="0"/>
-                          <a:ext cx="2763672" cy="1828800"/>
+                          <a:ext cx="2763672" cy="3492500"/>
                         </a:xfrm>
                         <a:prstGeom prst="rect">
                           <a:avLst/>
@@ -4039,7 +4039,7 @@
                 <v:stroke joinstyle="miter"/>
                 <v:path gradientshapeok="t" o:connecttype="rect"/>
               </v:shapetype>
-              <v:shape id="กล่องข้อความ 2" o:spid="_x0000_s1026" type="#_x0000_t202" style="position:absolute;margin-left:265.45pt;margin-top:14.35pt;width:217.6pt;height:2in;z-index:251681792;visibility:visible;mso-wrap-style:square;mso-width-percent:0;mso-height-percent:0;mso-wrap-distance-left:9pt;mso-wrap-distance-top:3.6pt;mso-wrap-distance-right:9pt;mso-wrap-distance-bottom:3.6pt;mso-position-horizontal:absolute;mso-position-horizontal-relative:margin;mso-position-vertical:absolute;mso-position-vertical-relative:text;mso-width-percent:0;mso-height-percent:0;mso-width-relative:margin;mso-height-relative:margin;v-text-anchor:top" o:gfxdata="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" stroked="f">
+              <v:shape id="กล่องข้อความ 2" o:spid="_x0000_s1026" type="#_x0000_t202" style="position:absolute;margin-left:265.45pt;margin-top:14.35pt;width:217.6pt;height:275pt;z-index:251681792;visibility:visible;mso-wrap-style:square;mso-width-percent:0;mso-height-percent:0;mso-wrap-distance-left:9pt;mso-wrap-distance-top:3.6pt;mso-wrap-distance-right:9pt;mso-wrap-distance-bottom:3.6pt;mso-position-horizontal:absolute;mso-position-horizontal-relative:margin;mso-position-vertical:absolute;mso-position-vertical-relative:text;mso-width-percent:0;mso-height-percent:0;mso-width-relative:margin;mso-height-relative:margin;v-text-anchor:top" o:gfxdata="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" stroked="f">
                 <v:textbox>
                   <w:txbxContent>
                     <w:p>

--- a/HRCP-KKU-Academic/src/main/resources/templates/docx/doc_7.docx
+++ b/HRCP-KKU-Academic/src/main/resources/templates/docx/doc_7.docx
@@ -606,7 +606,9 @@
       </w:tr>
       <w:tr>
         <w:trPr>
+          <w:cantSplit/>
           <w:trHeight w:val="267"/>
+          <w:tblHeader/>
           <w:jc w:val="center"/>
         </w:trPr>
         <w:tc>
@@ -799,7 +801,9 @@
       </w:tr>
       <w:tr>
         <w:trPr>
-          <w:trHeight w:val="75"/>
+          <w:cantSplit/>
+          <w:trHeight w:val="940"/>
+          <w:tblHeader/>
           <w:jc w:val="center"/>
         </w:trPr>
         <w:tc>
@@ -2514,7 +2518,17 @@
                 <w:szCs w:val="20"/>
                 <w:cs/>
               </w:rPr>
-              <w:t>-เอกสารสรุปสาระสำคัญของเนื้อหาของส่วนที่ผู้ขอเป็นผู้สอน                                      -สื่อการสอนทุกประเภทที่ใช้ในการเรียนการสอน                                                         -ผลการประเมินโดยนักศึกษา และ/</w:t>
+              <w:t>-เอกสารสรุปสาระสำคัญของเนื้อหาของส่วนที่ผู้ขอเป็นผู้สอน                                      -สื่อการสอนทุกประเภทที่ใช้ในการเรียนการสอน                                                         -ผลการประเมินโดย</w:t>
+            </w:r>
+            <w:r>
+              <w:rPr>
+                <w:rFonts w:ascii="TH Sarabun New" w:hAnsi="TH Sarabun New" w:cs="TH Sarabun New"/>
+                <w:sz w:val="20"/>
+                <w:szCs w:val="20"/>
+                <w:cs/>
+              </w:rPr>
+              <w:lastRenderedPageBreak/>
+              <w:t>นักศึกษา และ/</w:t>
             </w:r>
             <w:r>
               <w:rPr>
@@ -2532,17 +2546,7 @@
                 <w:szCs w:val="20"/>
                 <w:cs/>
               </w:rPr>
-              <w:t>หรือผู้มีส่วน</w:t>
-            </w:r>
-            <w:r>
-              <w:rPr>
-                <w:rFonts w:ascii="TH Sarabun New" w:hAnsi="TH Sarabun New" w:cs="TH Sarabun New"/>
-                <w:sz w:val="20"/>
-                <w:szCs w:val="20"/>
-                <w:cs/>
-              </w:rPr>
-              <w:lastRenderedPageBreak/>
-              <w:t>เกี่ยวข้อง                                                   -ข้อมูลอื่น ๆ ที่เกี่ยวข้อง</w:t>
+              <w:t>หรือผู้มีส่วนเกี่ยวข้อง                                                   -ข้อมูลอื่น ๆ ที่เกี่ยวข้อง</w:t>
             </w:r>
           </w:p>
         </w:tc>
@@ -3599,181 +3603,6 @@
       <w:r>
         <w:rPr>
           <w:rFonts w:ascii="TH Sarabun New" w:hAnsi="TH Sarabun New" w:cs="TH Sarabun New"/>
-          <w:sz w:val="20"/>
-          <w:szCs w:val="20"/>
-          <w:cs/>
-        </w:rPr>
-        <w:t>๓. ความสามารถด้านการจัดการเรียนการสอน</w:t>
-      </w:r>
-      <w:r>
-        <w:rPr>
-          <w:rFonts w:ascii="TH Sarabun New" w:hAnsi="TH Sarabun New" w:cs="TH Sarabun New"/>
-          <w:sz w:val="20"/>
-          <w:szCs w:val="20"/>
-          <w:cs/>
-        </w:rPr>
-        <w:tab/>
-      </w:r>
-      <w:r>
-        <w:rPr>
-          <w:rFonts w:ascii="TH Sarabun New" w:hAnsi="TH Sarabun New" w:cs="TH Sarabun New"/>
-          <w:sz w:val="20"/>
-          <w:szCs w:val="20"/>
-          <w:cs/>
-        </w:rPr>
-        <w:tab/>
-      </w:r>
-      <w:r>
-        <w:rPr>
-          <w:rFonts w:ascii="TH Sarabun New" w:hAnsi="TH Sarabun New" w:cs="TH Sarabun New"/>
-          <w:sz w:val="20"/>
-          <w:szCs w:val="20"/>
-          <w:cs/>
-        </w:rPr>
-        <w:tab/>
-      </w:r>
-      <w:r>
-        <w:rPr>
-          <w:rFonts w:ascii="TH Sarabun New" w:hAnsi="TH Sarabun New" w:cs="TH Sarabun New"/>
-          <w:sz w:val="20"/>
-          <w:szCs w:val="20"/>
-        </w:rPr>
-        <w:t>{{score</w:t>
-      </w:r>
-      <w:r>
-        <w:rPr>
-          <w:rFonts w:ascii="TH Sarabun New" w:hAnsi="TH Sarabun New" w:cs="TH Sarabun New"/>
-          <w:sz w:val="20"/>
-          <w:szCs w:val="20"/>
-        </w:rPr>
-        <w:t>3</w:t>
-      </w:r>
-      <w:r>
-        <w:rPr>
-          <w:rFonts w:ascii="TH Sarabun New" w:hAnsi="TH Sarabun New" w:cs="TH Sarabun New"/>
-          <w:sz w:val="20"/>
-          <w:szCs w:val="20"/>
-        </w:rPr>
-        <w:t>x}}</w:t>
-      </w:r>
-      <w:r>
-        <w:rPr>
-          <w:rFonts w:ascii="TH Sarabun New" w:hAnsi="TH Sarabun New" w:cs="TH Sarabun New" w:hint="cs"/>
-          <w:sz w:val="20"/>
-          <w:szCs w:val="20"/>
-          <w:cs/>
-        </w:rPr>
-        <w:t xml:space="preserve"> </w:t>
-      </w:r>
-      <w:r>
-        <w:rPr>
-          <w:rFonts w:ascii="TH Sarabun New" w:hAnsi="TH Sarabun New" w:cs="TH Sarabun New"/>
-          <w:sz w:val="20"/>
-          <w:szCs w:val="20"/>
-          <w:cs/>
-        </w:rPr>
-        <w:t>คะแนน</w:t>
-      </w:r>
-    </w:p>
-    <w:p>
-      <w:pPr>
-        <w:spacing w:after="0"/>
-        <w:rPr>
-          <w:rFonts w:ascii="TH Sarabun New" w:hAnsi="TH Sarabun New" w:cs="TH Sarabun New"/>
-          <w:sz w:val="20"/>
-          <w:szCs w:val="20"/>
-          <w:cs/>
-        </w:rPr>
-      </w:pPr>
-      <w:r>
-        <w:rPr>
-          <w:rFonts w:ascii="TH Sarabun New" w:hAnsi="TH Sarabun New" w:cs="TH Sarabun New"/>
-          <w:sz w:val="20"/>
-          <w:szCs w:val="20"/>
-          <w:cs/>
-        </w:rPr>
-        <w:t>๔. ความเป็นผู้มีคุณธรรมจริยธรรม และวิญญาณความเป็นครู</w:t>
-      </w:r>
-      <w:r>
-        <w:rPr>
-          <w:rFonts w:ascii="TH Sarabun New" w:hAnsi="TH Sarabun New" w:cs="TH Sarabun New"/>
-          <w:sz w:val="20"/>
-          <w:szCs w:val="20"/>
-        </w:rPr>
-        <w:tab/>
-      </w:r>
-      <w:r>
-        <w:rPr>
-          <w:rFonts w:ascii="TH Sarabun New" w:hAnsi="TH Sarabun New" w:cs="TH Sarabun New"/>
-          <w:sz w:val="20"/>
-          <w:szCs w:val="20"/>
-        </w:rPr>
-        <w:tab/>
-      </w:r>
-      <w:r>
-        <w:rPr>
-          <w:rFonts w:ascii="TH Sarabun New" w:hAnsi="TH Sarabun New" w:cs="TH Sarabun New"/>
-          <w:sz w:val="20"/>
-          <w:szCs w:val="20"/>
-        </w:rPr>
-        <w:t>{{score</w:t>
-      </w:r>
-      <w:r>
-        <w:rPr>
-          <w:rFonts w:ascii="TH Sarabun New" w:hAnsi="TH Sarabun New" w:cs="TH Sarabun New"/>
-          <w:sz w:val="20"/>
-          <w:szCs w:val="20"/>
-        </w:rPr>
-        <w:t>4</w:t>
-      </w:r>
-      <w:r>
-        <w:rPr>
-          <w:rFonts w:ascii="TH Sarabun New" w:hAnsi="TH Sarabun New" w:cs="TH Sarabun New"/>
-          <w:sz w:val="20"/>
-          <w:szCs w:val="20"/>
-        </w:rPr>
-        <w:t>x}}</w:t>
-      </w:r>
-      <w:r>
-        <w:rPr>
-          <w:rFonts w:ascii="TH Sarabun New" w:hAnsi="TH Sarabun New" w:cs="TH Sarabun New" w:hint="cs"/>
-          <w:sz w:val="20"/>
-          <w:szCs w:val="20"/>
-          <w:cs/>
-        </w:rPr>
-        <w:t xml:space="preserve"> </w:t>
-      </w:r>
-      <w:r>
-        <w:rPr>
-          <w:rFonts w:ascii="TH Sarabun New" w:hAnsi="TH Sarabun New" w:cs="TH Sarabun New"/>
-          <w:sz w:val="20"/>
-          <w:szCs w:val="20"/>
-          <w:cs/>
-        </w:rPr>
-        <w:t xml:space="preserve">คะแนน </w:t>
-      </w:r>
-      <w:r>
-        <w:rPr>
-          <w:rFonts w:ascii="TH Sarabun New" w:hAnsi="TH Sarabun New" w:cs="TH Sarabun New"/>
-          <w:sz w:val="20"/>
-          <w:szCs w:val="20"/>
-          <w:cs/>
-        </w:rPr>
-        <w:tab/>
-      </w:r>
-    </w:p>
-    <w:p>
-      <w:pPr>
-        <w:spacing w:after="0"/>
-        <w:rPr>
-          <w:rFonts w:ascii="TH Sarabun New" w:hAnsi="TH Sarabun New" w:cs="TH Sarabun New"/>
-          <w:sz w:val="20"/>
-          <w:szCs w:val="20"/>
-        </w:rPr>
-      </w:pPr>
-      <w:r>
-        <w:rPr>
-          <w:rFonts w:ascii="TH Sarabun New" w:hAnsi="TH Sarabun New" w:cs="TH Sarabun New"/>
           <w:noProof/>
           <w:sz w:val="20"/>
           <w:szCs w:val="20"/>
@@ -3782,15 +3611,15 @@
         <mc:AlternateContent>
           <mc:Choice Requires="wps">
             <w:drawing>
-              <wp:anchor distT="45720" distB="45720" distL="114300" distR="114300" simplePos="0" relativeHeight="251681792" behindDoc="0" locked="0" layoutInCell="1" allowOverlap="1" wp14:anchorId="37782657" wp14:editId="1763A0BD">
+              <wp:anchor distT="45720" distB="45720" distL="114300" distR="114300" simplePos="0" relativeHeight="251681792" behindDoc="0" locked="0" layoutInCell="1" allowOverlap="1" wp14:anchorId="37782657" wp14:editId="16163C57">
                 <wp:simplePos x="0" y="0"/>
                 <wp:positionH relativeFrom="margin">
-                  <wp:posOffset>3370997</wp:posOffset>
+                  <wp:posOffset>3547745</wp:posOffset>
                 </wp:positionH>
                 <wp:positionV relativeFrom="paragraph">
-                  <wp:posOffset>182160</wp:posOffset>
+                  <wp:posOffset>11430</wp:posOffset>
                 </wp:positionV>
-                <wp:extent cx="2763672" cy="3492500"/>
+                <wp:extent cx="2763672" cy="2484120"/>
                 <wp:effectExtent l="0" t="0" r="0" b="0"/>
                 <wp:wrapNone/>
                 <wp:docPr id="1429186260" name="กล่องข้อความ 2"/>
@@ -3806,7 +3635,7 @@
                       <wps:spPr bwMode="auto">
                         <a:xfrm>
                           <a:off x="0" y="0"/>
-                          <a:ext cx="2763672" cy="3492500"/>
+                          <a:ext cx="2763672" cy="2484120"/>
                         </a:xfrm>
                         <a:prstGeom prst="rect">
                           <a:avLst/>
@@ -3890,17 +3719,6 @@
                                 <w:szCs w:val="24"/>
                               </w:rPr>
                             </w:pPr>
-                          </w:p>
-                          <w:p>
-                            <w:pPr>
-                              <w:spacing w:after="0" w:line="240" w:lineRule="auto"/>
-                              <w:jc w:val="center"/>
-                              <w:rPr>
-                                <w:rFonts w:ascii="TH Sarabun New" w:hAnsi="TH Sarabun New" w:cs="TH Sarabun New"/>
-                                <w:sz w:val="24"/>
-                                <w:szCs w:val="24"/>
-                              </w:rPr>
-                            </w:pPr>
                             <w:r>
                               <w:rPr>
                                 <w:rFonts w:ascii="TH Sarabun New" w:hAnsi="TH Sarabun New" w:cs="TH Sarabun New"/>
@@ -3947,17 +3765,6 @@
                               </w:rPr>
                               <w:t>)</w:t>
                             </w:r>
-                          </w:p>
-                          <w:p>
-                            <w:pPr>
-                              <w:spacing w:after="0" w:line="240" w:lineRule="auto"/>
-                              <w:jc w:val="center"/>
-                              <w:rPr>
-                                <w:rFonts w:ascii="TH Sarabun New" w:hAnsi="TH Sarabun New" w:cs="TH Sarabun New"/>
-                                <w:sz w:val="24"/>
-                                <w:szCs w:val="24"/>
-                              </w:rPr>
-                            </w:pPr>
                           </w:p>
                           <w:p>
                             <w:pPr>
@@ -4039,7 +3846,7 @@
                 <v:stroke joinstyle="miter"/>
                 <v:path gradientshapeok="t" o:connecttype="rect"/>
               </v:shapetype>
-              <v:shape id="กล่องข้อความ 2" o:spid="_x0000_s1026" type="#_x0000_t202" style="position:absolute;margin-left:265.45pt;margin-top:14.35pt;width:217.6pt;height:275pt;z-index:251681792;visibility:visible;mso-wrap-style:square;mso-width-percent:0;mso-height-percent:0;mso-wrap-distance-left:9pt;mso-wrap-distance-top:3.6pt;mso-wrap-distance-right:9pt;mso-wrap-distance-bottom:3.6pt;mso-position-horizontal:absolute;mso-position-horizontal-relative:margin;mso-position-vertical:absolute;mso-position-vertical-relative:text;mso-width-percent:0;mso-height-percent:0;mso-width-relative:margin;mso-height-relative:margin;v-text-anchor:top" o:gfxdata="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" stroked="f">
+              <v:shape id="กล่องข้อความ 2" o:spid="_x0000_s1026" type="#_x0000_t202" style="position:absolute;margin-left:279.35pt;margin-top:.9pt;width:217.6pt;height:195.6pt;z-index:251681792;visibility:visible;mso-wrap-style:square;mso-width-percent:0;mso-height-percent:0;mso-wrap-distance-left:9pt;mso-wrap-distance-top:3.6pt;mso-wrap-distance-right:9pt;mso-wrap-distance-bottom:3.6pt;mso-position-horizontal:absolute;mso-position-horizontal-relative:margin;mso-position-vertical:absolute;mso-position-vertical-relative:text;mso-width-percent:0;mso-height-percent:0;mso-width-relative:margin;mso-height-relative:margin;v-text-anchor:top" o:gfxdata="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" stroked="f">
                 <v:textbox>
                   <w:txbxContent>
                     <w:p>
@@ -4109,6 +3916,52 @@
                           <w:szCs w:val="24"/>
                         </w:rPr>
                       </w:pPr>
+                      <w:r>
+                        <w:rPr>
+                          <w:rFonts w:ascii="TH Sarabun New" w:hAnsi="TH Sarabun New" w:cs="TH Sarabun New"/>
+                          <w:sz w:val="24"/>
+                          <w:szCs w:val="24"/>
+                          <w:cs/>
+                        </w:rPr>
+                        <w:t>ชื่อ...............................................กรรมการ</w:t>
+                      </w:r>
+                    </w:p>
+                    <w:p>
+                      <w:pPr>
+                        <w:spacing w:after="0" w:line="240" w:lineRule="auto"/>
+                        <w:jc w:val="center"/>
+                        <w:rPr>
+                          <w:rFonts w:ascii="TH Sarabun New" w:hAnsi="TH Sarabun New" w:cs="TH Sarabun New"/>
+                          <w:sz w:val="24"/>
+                          <w:szCs w:val="24"/>
+                        </w:rPr>
+                      </w:pPr>
+                      <w:r>
+                        <w:rPr>
+                          <w:rFonts w:ascii="TH Sarabun New" w:hAnsi="TH Sarabun New" w:cs="TH Sarabun New"/>
+                          <w:sz w:val="24"/>
+                          <w:szCs w:val="24"/>
+                          <w:cs/>
+                        </w:rPr>
+                        <w:t>(</w:t>
+                      </w:r>
+                      <w:r>
+                        <w:rPr>
+                          <w:rFonts w:ascii="TH Sarabun New" w:hAnsi="TH Sarabun New" w:cs="TH Sarabun New"/>
+                          <w:sz w:val="24"/>
+                          <w:szCs w:val="24"/>
+                        </w:rPr>
+                        <w:t>{{committee_2_name}}</w:t>
+                      </w:r>
+                      <w:r>
+                        <w:rPr>
+                          <w:rFonts w:ascii="TH Sarabun New" w:hAnsi="TH Sarabun New" w:cs="TH Sarabun New"/>
+                          <w:sz w:val="24"/>
+                          <w:szCs w:val="24"/>
+                          <w:cs/>
+                        </w:rPr>
+                        <w:t>)</w:t>
+                      </w:r>
                     </w:p>
                     <w:p>
                       <w:pPr>
@@ -4155,107 +4008,7 @@
                           <w:sz w:val="24"/>
                           <w:szCs w:val="24"/>
                         </w:rPr>
-                        <w:t>{{committee_</w:t>
-                      </w:r>
-                      <w:r>
-                        <w:rPr>
-                          <w:rFonts w:ascii="TH Sarabun New" w:hAnsi="TH Sarabun New" w:cs="TH Sarabun New"/>
-                          <w:sz w:val="24"/>
-                          <w:szCs w:val="24"/>
-                        </w:rPr>
-                        <w:t>2</w:t>
-                      </w:r>
-                      <w:r>
-                        <w:rPr>
-                          <w:rFonts w:ascii="TH Sarabun New" w:hAnsi="TH Sarabun New" w:cs="TH Sarabun New"/>
-                          <w:sz w:val="24"/>
-                          <w:szCs w:val="24"/>
-                        </w:rPr>
-                        <w:t>_name}}</w:t>
-                      </w:r>
-                      <w:r>
-                        <w:rPr>
-                          <w:rFonts w:ascii="TH Sarabun New" w:hAnsi="TH Sarabun New" w:cs="TH Sarabun New"/>
-                          <w:sz w:val="24"/>
-                          <w:szCs w:val="24"/>
-                          <w:cs/>
-                        </w:rPr>
-                        <w:t>)</w:t>
-                      </w:r>
-                    </w:p>
-                    <w:p>
-                      <w:pPr>
-                        <w:spacing w:after="0" w:line="240" w:lineRule="auto"/>
-                        <w:jc w:val="center"/>
-                        <w:rPr>
-                          <w:rFonts w:ascii="TH Sarabun New" w:hAnsi="TH Sarabun New" w:cs="TH Sarabun New"/>
-                          <w:sz w:val="24"/>
-                          <w:szCs w:val="24"/>
-                        </w:rPr>
-                      </w:pPr>
-                    </w:p>
-                    <w:p>
-                      <w:pPr>
-                        <w:spacing w:after="0" w:line="240" w:lineRule="auto"/>
-                        <w:jc w:val="center"/>
-                        <w:rPr>
-                          <w:rFonts w:ascii="TH Sarabun New" w:hAnsi="TH Sarabun New" w:cs="TH Sarabun New"/>
-                          <w:sz w:val="24"/>
-                          <w:szCs w:val="24"/>
-                        </w:rPr>
-                      </w:pPr>
-                      <w:r>
-                        <w:rPr>
-                          <w:rFonts w:ascii="TH Sarabun New" w:hAnsi="TH Sarabun New" w:cs="TH Sarabun New"/>
-                          <w:sz w:val="24"/>
-                          <w:szCs w:val="24"/>
-                          <w:cs/>
-                        </w:rPr>
-                        <w:t>ชื่อ...............................................กรรมการ</w:t>
-                      </w:r>
-                    </w:p>
-                    <w:p>
-                      <w:pPr>
-                        <w:spacing w:after="0" w:line="240" w:lineRule="auto"/>
-                        <w:jc w:val="center"/>
-                        <w:rPr>
-                          <w:rFonts w:ascii="TH Sarabun New" w:hAnsi="TH Sarabun New" w:cs="TH Sarabun New"/>
-                          <w:sz w:val="24"/>
-                          <w:szCs w:val="24"/>
-                        </w:rPr>
-                      </w:pPr>
-                      <w:r>
-                        <w:rPr>
-                          <w:rFonts w:ascii="TH Sarabun New" w:hAnsi="TH Sarabun New" w:cs="TH Sarabun New"/>
-                          <w:sz w:val="24"/>
-                          <w:szCs w:val="24"/>
-                          <w:cs/>
-                        </w:rPr>
-                        <w:t>(</w:t>
-                      </w:r>
-                      <w:r>
-                        <w:rPr>
-                          <w:rFonts w:ascii="TH Sarabun New" w:hAnsi="TH Sarabun New" w:cs="TH Sarabun New"/>
-                          <w:sz w:val="24"/>
-                          <w:szCs w:val="24"/>
-                        </w:rPr>
-                        <w:t>{{committee_</w:t>
-                      </w:r>
-                      <w:r>
-                        <w:rPr>
-                          <w:rFonts w:ascii="TH Sarabun New" w:hAnsi="TH Sarabun New" w:cs="TH Sarabun New"/>
-                          <w:sz w:val="24"/>
-                          <w:szCs w:val="24"/>
-                        </w:rPr>
-                        <w:t>3</w:t>
-                      </w:r>
-                      <w:r>
-                        <w:rPr>
-                          <w:rFonts w:ascii="TH Sarabun New" w:hAnsi="TH Sarabun New" w:cs="TH Sarabun New"/>
-                          <w:sz w:val="24"/>
-                          <w:szCs w:val="24"/>
-                        </w:rPr>
-                        <w:t>_name}}</w:t>
+                        <w:t>{{committee_3_name}}</w:t>
                       </w:r>
                       <w:r>
                         <w:rPr>
@@ -4278,6 +4031,181 @@
       <w:r>
         <w:rPr>
           <w:rFonts w:ascii="TH Sarabun New" w:hAnsi="TH Sarabun New" w:cs="TH Sarabun New"/>
+          <w:sz w:val="20"/>
+          <w:szCs w:val="20"/>
+          <w:cs/>
+        </w:rPr>
+        <w:t>๓. ความสามารถด้านการจัดการเรียนการสอน</w:t>
+      </w:r>
+      <w:r>
+        <w:rPr>
+          <w:rFonts w:ascii="TH Sarabun New" w:hAnsi="TH Sarabun New" w:cs="TH Sarabun New"/>
+          <w:sz w:val="20"/>
+          <w:szCs w:val="20"/>
+          <w:cs/>
+        </w:rPr>
+        <w:tab/>
+      </w:r>
+      <w:r>
+        <w:rPr>
+          <w:rFonts w:ascii="TH Sarabun New" w:hAnsi="TH Sarabun New" w:cs="TH Sarabun New"/>
+          <w:sz w:val="20"/>
+          <w:szCs w:val="20"/>
+          <w:cs/>
+        </w:rPr>
+        <w:tab/>
+      </w:r>
+      <w:r>
+        <w:rPr>
+          <w:rFonts w:ascii="TH Sarabun New" w:hAnsi="TH Sarabun New" w:cs="TH Sarabun New"/>
+          <w:sz w:val="20"/>
+          <w:szCs w:val="20"/>
+          <w:cs/>
+        </w:rPr>
+        <w:tab/>
+      </w:r>
+      <w:r>
+        <w:rPr>
+          <w:rFonts w:ascii="TH Sarabun New" w:hAnsi="TH Sarabun New" w:cs="TH Sarabun New"/>
+          <w:sz w:val="20"/>
+          <w:szCs w:val="20"/>
+        </w:rPr>
+        <w:t>{{score</w:t>
+      </w:r>
+      <w:r>
+        <w:rPr>
+          <w:rFonts w:ascii="TH Sarabun New" w:hAnsi="TH Sarabun New" w:cs="TH Sarabun New"/>
+          <w:sz w:val="20"/>
+          <w:szCs w:val="20"/>
+        </w:rPr>
+        <w:t>3</w:t>
+      </w:r>
+      <w:r>
+        <w:rPr>
+          <w:rFonts w:ascii="TH Sarabun New" w:hAnsi="TH Sarabun New" w:cs="TH Sarabun New"/>
+          <w:sz w:val="20"/>
+          <w:szCs w:val="20"/>
+        </w:rPr>
+        <w:t>x}}</w:t>
+      </w:r>
+      <w:r>
+        <w:rPr>
+          <w:rFonts w:ascii="TH Sarabun New" w:hAnsi="TH Sarabun New" w:cs="TH Sarabun New" w:hint="cs"/>
+          <w:sz w:val="20"/>
+          <w:szCs w:val="20"/>
+          <w:cs/>
+        </w:rPr>
+        <w:t xml:space="preserve"> </w:t>
+      </w:r>
+      <w:r>
+        <w:rPr>
+          <w:rFonts w:ascii="TH Sarabun New" w:hAnsi="TH Sarabun New" w:cs="TH Sarabun New"/>
+          <w:sz w:val="20"/>
+          <w:szCs w:val="20"/>
+          <w:cs/>
+        </w:rPr>
+        <w:t>คะแนน</w:t>
+      </w:r>
+    </w:p>
+    <w:p>
+      <w:pPr>
+        <w:spacing w:after="0"/>
+        <w:rPr>
+          <w:rFonts w:ascii="TH Sarabun New" w:hAnsi="TH Sarabun New" w:cs="TH Sarabun New"/>
+          <w:sz w:val="20"/>
+          <w:szCs w:val="20"/>
+          <w:cs/>
+        </w:rPr>
+      </w:pPr>
+      <w:r>
+        <w:rPr>
+          <w:rFonts w:ascii="TH Sarabun New" w:hAnsi="TH Sarabun New" w:cs="TH Sarabun New"/>
+          <w:sz w:val="20"/>
+          <w:szCs w:val="20"/>
+          <w:cs/>
+        </w:rPr>
+        <w:t>๔. ความเป็นผู้มีคุณธรรมจริยธรรม และวิญญาณความเป็นครู</w:t>
+      </w:r>
+      <w:r>
+        <w:rPr>
+          <w:rFonts w:ascii="TH Sarabun New" w:hAnsi="TH Sarabun New" w:cs="TH Sarabun New"/>
+          <w:sz w:val="20"/>
+          <w:szCs w:val="20"/>
+        </w:rPr>
+        <w:tab/>
+      </w:r>
+      <w:r>
+        <w:rPr>
+          <w:rFonts w:ascii="TH Sarabun New" w:hAnsi="TH Sarabun New" w:cs="TH Sarabun New"/>
+          <w:sz w:val="20"/>
+          <w:szCs w:val="20"/>
+        </w:rPr>
+        <w:tab/>
+      </w:r>
+      <w:r>
+        <w:rPr>
+          <w:rFonts w:ascii="TH Sarabun New" w:hAnsi="TH Sarabun New" w:cs="TH Sarabun New"/>
+          <w:sz w:val="20"/>
+          <w:szCs w:val="20"/>
+        </w:rPr>
+        <w:t>{{score</w:t>
+      </w:r>
+      <w:r>
+        <w:rPr>
+          <w:rFonts w:ascii="TH Sarabun New" w:hAnsi="TH Sarabun New" w:cs="TH Sarabun New"/>
+          <w:sz w:val="20"/>
+          <w:szCs w:val="20"/>
+        </w:rPr>
+        <w:t>4</w:t>
+      </w:r>
+      <w:r>
+        <w:rPr>
+          <w:rFonts w:ascii="TH Sarabun New" w:hAnsi="TH Sarabun New" w:cs="TH Sarabun New"/>
+          <w:sz w:val="20"/>
+          <w:szCs w:val="20"/>
+        </w:rPr>
+        <w:t>x}}</w:t>
+      </w:r>
+      <w:r>
+        <w:rPr>
+          <w:rFonts w:ascii="TH Sarabun New" w:hAnsi="TH Sarabun New" w:cs="TH Sarabun New" w:hint="cs"/>
+          <w:sz w:val="20"/>
+          <w:szCs w:val="20"/>
+          <w:cs/>
+        </w:rPr>
+        <w:t xml:space="preserve"> </w:t>
+      </w:r>
+      <w:r>
+        <w:rPr>
+          <w:rFonts w:ascii="TH Sarabun New" w:hAnsi="TH Sarabun New" w:cs="TH Sarabun New"/>
+          <w:sz w:val="20"/>
+          <w:szCs w:val="20"/>
+          <w:cs/>
+        </w:rPr>
+        <w:t xml:space="preserve">คะแนน </w:t>
+      </w:r>
+      <w:r>
+        <w:rPr>
+          <w:rFonts w:ascii="TH Sarabun New" w:hAnsi="TH Sarabun New" w:cs="TH Sarabun New"/>
+          <w:sz w:val="20"/>
+          <w:szCs w:val="20"/>
+          <w:cs/>
+        </w:rPr>
+        <w:tab/>
+      </w:r>
+    </w:p>
+    <w:p>
+      <w:pPr>
+        <w:spacing w:after="0"/>
+        <w:rPr>
+          <w:rFonts w:ascii="TH Sarabun New" w:hAnsi="TH Sarabun New" w:cs="TH Sarabun New"/>
+          <w:sz w:val="20"/>
+          <w:szCs w:val="20"/>
+        </w:rPr>
+      </w:pPr>
+      <w:r>
+        <w:rPr>
+          <w:rFonts w:ascii="TH Sarabun New" w:hAnsi="TH Sarabun New" w:cs="TH Sarabun New"/>
           <w:b/>
           <w:bCs/>
           <w:sz w:val="20"/>
@@ -4452,7 +4380,7 @@
       <w:pPr>
         <w:spacing w:after="0"/>
         <w:rPr>
-          <w:rFonts w:ascii="TH Sarabun New" w:hAnsi="TH Sarabun New" w:cs="TH Sarabun New"/>
+          <w:rFonts w:ascii="TH Sarabun New" w:hAnsi="TH Sarabun New" w:cs="TH Sarabun New" w:hint="cs"/>
           <w:sz w:val="20"/>
           <w:szCs w:val="20"/>
           <w:cs/>

--- a/HRCP-KKU-Academic/src/main/resources/templates/docx/doc_7.docx
+++ b/HRCP-KKU-Academic/src/main/resources/templates/docx/doc_7.docx
@@ -4393,7 +4393,7 @@
           <w:szCs w:val="20"/>
           <w:cs/>
         </w:rPr>
-        <w:t xml:space="preserve">ผลรวมค่าน้ำหนักคะแนนที่ได้ เท่ากับ ๕๗-๗๐ ให้ถือว่าผลการสอนอยู่ในระดับ ชำนาญ </w:t>
+        <w:t xml:space="preserve">ผลรวมค่าน้ำหนักคะแนนที่ได้ เท่ากับ ๕๖-๗๐ ให้ถือว่าผลการสอนอยู่ในระดับ ชำนาญ </w:t>
       </w:r>
       <w:r>
         <w:rPr>
